--- a/lab03/docs/otchet_lab03.docx
+++ b/lab03/docs/otchet_lab03.docx
@@ -601,6 +601,657 @@
           <w:szCs w:val="24"/>
         </w:rPr>
         <w:t xml:space="preserve">Проект bevy-lab03-scene-objects разделён на библиотеку и исполняемый файл. Логика объекта находится в модуле graphic_object.rs, сцена и системы — в lib.rs, окно создаёт main.rs. Такое разделение позволяет автотестам и примеру capture использовать тот же плагин, что и приложение.</w:t>
+      </w:r>
+    </w:p>
+    <w:p>
+      <w:pPr>
+        <w:pStyle w:val="Heading2"/>
+        <w:spacing w:after="100" w:before="200"/>
+      </w:pPr>
+      <w:r>
+        <w:rPr>
+          <w:rFonts w:ascii="Times New Roman" w:cs="Times New Roman" w:eastAsia="Times New Roman" w:hAnsi="Times New Roman"/>
+          <w:b/>
+          <w:bCs/>
+          <w:color w:val="000000"/>
+          <w:sz w:val="26"/>
+          <w:szCs w:val="26"/>
+        </w:rPr>
+        <w:t xml:space="preserve">Преемственность с лабораторными № 1 и № 2</w:t>
+      </w:r>
+    </w:p>
+    <w:p>
+      <w:pPr>
+        <w:spacing w:after="120" w:line="276"/>
+      </w:pPr>
+      <w:r>
+        <w:rPr>
+          <w:rFonts w:ascii="Times New Roman" w:cs="Times New Roman" w:eastAsia="Times New Roman" w:hAnsi="Times New Roman"/>
+          <w:sz w:val="24"/>
+          <w:szCs w:val="24"/>
+        </w:rPr>
+        <w:t xml:space="preserve">Лабораторная работа № 3 продолжает проект лабораторных № 1 и № 2. Модель, конфигурация сборки и архитектура систем перенесены без изменений, новой является работа с несколькими графическими объектами и матрицей модели.</w:t>
+      </w:r>
+    </w:p>
+    <w:tbl>
+      <w:tblPr>
+        <w:tblW w:type="dxa" w:w="9355"/>
+        <w:tblBorders>
+          <w:top w:val="single" w:color="A0A0A0" w:sz="4"/>
+          <w:left w:val="single" w:color="A0A0A0" w:sz="4"/>
+          <w:bottom w:val="single" w:color="A0A0A0" w:sz="4"/>
+          <w:right w:val="single" w:color="A0A0A0" w:sz="4"/>
+          <w:insideH w:val="single" w:color="A0A0A0" w:sz="4"/>
+          <w:insideV w:val="single" w:color="A0A0A0" w:sz="4"/>
+        </w:tblBorders>
+      </w:tblPr>
+      <w:tblGrid>
+        <w:gridCol w:w="2700"/>
+        <w:gridCol w:w="3300"/>
+        <w:gridCol w:w="3355"/>
+      </w:tblGrid>
+      <w:tr>
+        <w:trPr>
+          <w:cantSplit/>
+          <w:tblHeader/>
+        </w:trPr>
+        <w:tc>
+          <w:tcPr>
+            <w:tcW w:type="dxa" w:w="2700"/>
+            <w:shd w:fill="F2F2F2" w:color="auto" w:val="clear"/>
+            <w:tcMar>
+              <w:top w:type="dxa" w:w="70"/>
+              <w:left w:type="dxa" w:w="100"/>
+              <w:bottom w:type="dxa" w:w="70"/>
+              <w:right w:type="dxa" w:w="100"/>
+            </w:tcMar>
+          </w:tcPr>
+          <w:p>
+            <w:pPr>
+              <w:spacing w:after="0" w:line="264"/>
+            </w:pPr>
+            <w:r>
+              <w:rPr>
+                <w:rFonts w:ascii="Times New Roman" w:cs="Times New Roman" w:eastAsia="Times New Roman" w:hAnsi="Times New Roman"/>
+                <w:b/>
+                <w:bCs/>
+                <w:sz w:val="21"/>
+                <w:szCs w:val="21"/>
+              </w:rPr>
+              <w:t xml:space="preserve">Что</w:t>
+            </w:r>
+          </w:p>
+        </w:tc>
+        <w:tc>
+          <w:tcPr>
+            <w:tcW w:type="dxa" w:w="3300"/>
+            <w:shd w:fill="F2F2F2" w:color="auto" w:val="clear"/>
+            <w:tcMar>
+              <w:top w:type="dxa" w:w="70"/>
+              <w:left w:type="dxa" w:w="100"/>
+              <w:bottom w:type="dxa" w:w="70"/>
+              <w:right w:type="dxa" w:w="100"/>
+            </w:tcMar>
+          </w:tcPr>
+          <w:p>
+            <w:pPr>
+              <w:spacing w:after="0" w:line="264"/>
+            </w:pPr>
+            <w:r>
+              <w:rPr>
+                <w:rFonts w:ascii="Times New Roman" w:cs="Times New Roman" w:eastAsia="Times New Roman" w:hAnsi="Times New Roman"/>
+                <w:b/>
+                <w:bCs/>
+                <w:sz w:val="21"/>
+                <w:szCs w:val="21"/>
+              </w:rPr>
+              <w:t xml:space="preserve">Откуда</w:t>
+            </w:r>
+          </w:p>
+        </w:tc>
+        <w:tc>
+          <w:tcPr>
+            <w:tcW w:type="dxa" w:w="3355"/>
+            <w:shd w:fill="F2F2F2" w:color="auto" w:val="clear"/>
+            <w:tcMar>
+              <w:top w:type="dxa" w:w="70"/>
+              <w:left w:type="dxa" w:w="100"/>
+              <w:bottom w:type="dxa" w:w="70"/>
+              <w:right w:type="dxa" w:w="100"/>
+            </w:tcMar>
+          </w:tcPr>
+          <w:p>
+            <w:pPr>
+              <w:spacing w:after="0" w:line="264"/>
+            </w:pPr>
+            <w:r>
+              <w:rPr>
+                <w:rFonts w:ascii="Times New Roman" w:cs="Times New Roman" w:eastAsia="Times New Roman" w:hAnsi="Times New Roman"/>
+                <w:b/>
+                <w:bCs/>
+                <w:sz w:val="21"/>
+                <w:szCs w:val="21"/>
+              </w:rPr>
+              <w:t xml:space="preserve">Как используется в № 3</w:t>
+            </w:r>
+          </w:p>
+        </w:tc>
+      </w:tr>
+      <w:tr>
+        <w:trPr>
+          <w:cantSplit/>
+        </w:trPr>
+        <w:tc>
+          <w:tcPr>
+            <w:tcW w:type="dxa" w:w="2700"/>
+            <w:tcMar>
+              <w:top w:type="dxa" w:w="70"/>
+              <w:left w:type="dxa" w:w="100"/>
+              <w:bottom w:type="dxa" w:w="70"/>
+              <w:right w:type="dxa" w:w="100"/>
+            </w:tcMar>
+          </w:tcPr>
+          <w:p>
+            <w:pPr>
+              <w:spacing w:after="0" w:line="264"/>
+            </w:pPr>
+            <w:r>
+              <w:rPr>
+                <w:rFonts w:ascii="Times New Roman" w:cs="Times New Roman" w:eastAsia="Times New Roman" w:hAnsi="Times New Roman"/>
+                <w:b w:val="false"/>
+                <w:bCs w:val="false"/>
+                <w:sz w:val="21"/>
+                <w:szCs w:val="21"/>
+              </w:rPr>
+              <w:t xml:space="preserve">Cargo.toml, профили сборки, Bevy 0.19</w:t>
+            </w:r>
+          </w:p>
+        </w:tc>
+        <w:tc>
+          <w:tcPr>
+            <w:tcW w:type="dxa" w:w="3300"/>
+            <w:tcMar>
+              <w:top w:type="dxa" w:w="70"/>
+              <w:left w:type="dxa" w:w="100"/>
+              <w:bottom w:type="dxa" w:w="70"/>
+              <w:right w:type="dxa" w:w="100"/>
+            </w:tcMar>
+          </w:tcPr>
+          <w:p>
+            <w:pPr>
+              <w:spacing w:after="0" w:line="264"/>
+            </w:pPr>
+            <w:r>
+              <w:rPr>
+                <w:rFonts w:ascii="Times New Roman" w:cs="Times New Roman" w:eastAsia="Times New Roman" w:hAnsi="Times New Roman"/>
+                <w:b w:val="false"/>
+                <w:bCs w:val="false"/>
+                <w:sz w:val="21"/>
+                <w:szCs w:val="21"/>
+              </w:rPr>
+              <w:t xml:space="preserve">Лабораторная № 1</w:t>
+            </w:r>
+          </w:p>
+        </w:tc>
+        <w:tc>
+          <w:tcPr>
+            <w:tcW w:type="dxa" w:w="3355"/>
+            <w:tcMar>
+              <w:top w:type="dxa" w:w="70"/>
+              <w:left w:type="dxa" w:w="100"/>
+              <w:bottom w:type="dxa" w:w="70"/>
+              <w:right w:type="dxa" w:w="100"/>
+            </w:tcMar>
+          </w:tcPr>
+          <w:p>
+            <w:pPr>
+              <w:spacing w:after="0" w:line="264"/>
+            </w:pPr>
+            <w:r>
+              <w:rPr>
+                <w:rFonts w:ascii="Times New Roman" w:cs="Times New Roman" w:eastAsia="Times New Roman" w:hAnsi="Times New Roman"/>
+                <w:b w:val="false"/>
+                <w:bCs w:val="false"/>
+                <w:sz w:val="21"/>
+                <w:szCs w:val="21"/>
+              </w:rPr>
+              <w:t xml:space="preserve">Тот же набор возможностей движка и те же профили.</w:t>
+            </w:r>
+          </w:p>
+        </w:tc>
+      </w:tr>
+      <w:tr>
+        <w:trPr>
+          <w:cantSplit/>
+        </w:trPr>
+        <w:tc>
+          <w:tcPr>
+            <w:tcW w:type="dxa" w:w="2700"/>
+            <w:tcMar>
+              <w:top w:type="dxa" w:w="70"/>
+              <w:left w:type="dxa" w:w="100"/>
+              <w:bottom w:type="dxa" w:w="70"/>
+              <w:right w:type="dxa" w:w="100"/>
+            </w:tcMar>
+          </w:tcPr>
+          <w:p>
+            <w:pPr>
+              <w:spacing w:after="0" w:line="264"/>
+            </w:pPr>
+            <w:r>
+              <w:rPr>
+                <w:rFonts w:ascii="Times New Roman" w:cs="Times New Roman" w:eastAsia="Times New Roman" w:hAnsi="Times New Roman"/>
+                <w:b w:val="false"/>
+                <w:bCs w:val="false"/>
+                <w:sz w:val="21"/>
+                <w:szCs w:val="21"/>
+              </w:rPr>
+              <w:t xml:space="preserve">Модель — тор Torus::new(inner, outer)</w:t>
+            </w:r>
+          </w:p>
+        </w:tc>
+        <w:tc>
+          <w:tcPr>
+            <w:tcW w:type="dxa" w:w="3300"/>
+            <w:tcMar>
+              <w:top w:type="dxa" w:w="70"/>
+              <w:left w:type="dxa" w:w="100"/>
+              <w:bottom w:type="dxa" w:w="70"/>
+              <w:right w:type="dxa" w:w="100"/>
+            </w:tcMar>
+          </w:tcPr>
+          <w:p>
+            <w:pPr>
+              <w:spacing w:after="0" w:line="264"/>
+            </w:pPr>
+            <w:r>
+              <w:rPr>
+                <w:rFonts w:ascii="Times New Roman" w:cs="Times New Roman" w:eastAsia="Times New Roman" w:hAnsi="Times New Roman"/>
+                <w:b w:val="false"/>
+                <w:bCs w:val="false"/>
+                <w:sz w:val="21"/>
+                <w:szCs w:val="21"/>
+              </w:rPr>
+              <w:t xml:space="preserve">Лабораторная № 1</w:t>
+            </w:r>
+          </w:p>
+        </w:tc>
+        <w:tc>
+          <w:tcPr>
+            <w:tcW w:type="dxa" w:w="3355"/>
+            <w:tcMar>
+              <w:top w:type="dxa" w:w="70"/>
+              <w:left w:type="dxa" w:w="100"/>
+              <w:bottom w:type="dxa" w:w="70"/>
+              <w:right w:type="dxa" w:w="100"/>
+            </w:tcMar>
+          </w:tcPr>
+          <w:p>
+            <w:pPr>
+              <w:spacing w:after="0" w:line="264"/>
+            </w:pPr>
+            <w:r>
+              <w:rPr>
+                <w:rFonts w:ascii="Times New Roman" w:cs="Times New Roman" w:eastAsia="Times New Roman" w:hAnsi="Times New Roman"/>
+                <w:b w:val="false"/>
+                <w:bCs w:val="false"/>
+                <w:sz w:val="21"/>
+                <w:szCs w:val="21"/>
+              </w:rPr>
+              <w:t xml:space="preserve">Одна модель на все объекты, к ней добавлен носик.</w:t>
+            </w:r>
+          </w:p>
+        </w:tc>
+      </w:tr>
+      <w:tr>
+        <w:trPr>
+          <w:cantSplit/>
+        </w:trPr>
+        <w:tc>
+          <w:tcPr>
+            <w:tcW w:type="dxa" w:w="2700"/>
+            <w:tcMar>
+              <w:top w:type="dxa" w:w="70"/>
+              <w:left w:type="dxa" w:w="100"/>
+              <w:bottom w:type="dxa" w:w="70"/>
+              <w:right w:type="dxa" w:w="100"/>
+            </w:tcMar>
+          </w:tcPr>
+          <w:p>
+            <w:pPr>
+              <w:spacing w:after="0" w:line="264"/>
+            </w:pPr>
+            <w:r>
+              <w:rPr>
+                <w:rFonts w:ascii="Times New Roman" w:cs="Times New Roman" w:eastAsia="Times New Roman" w:hAnsi="Times New Roman"/>
+                <w:b w:val="false"/>
+                <w:bCs w:val="false"/>
+                <w:sz w:val="21"/>
+                <w:szCs w:val="21"/>
+              </w:rPr>
+              <w:t xml:space="preserve">Маркер и выборка через Query</w:t>
+            </w:r>
+          </w:p>
+        </w:tc>
+        <w:tc>
+          <w:tcPr>
+            <w:tcW w:type="dxa" w:w="3300"/>
+            <w:tcMar>
+              <w:top w:type="dxa" w:w="70"/>
+              <w:left w:type="dxa" w:w="100"/>
+              <w:bottom w:type="dxa" w:w="70"/>
+              <w:right w:type="dxa" w:w="100"/>
+            </w:tcMar>
+          </w:tcPr>
+          <w:p>
+            <w:pPr>
+              <w:spacing w:after="0" w:line="264"/>
+            </w:pPr>
+            <w:r>
+              <w:rPr>
+                <w:rFonts w:ascii="Times New Roman" w:cs="Times New Roman" w:eastAsia="Times New Roman" w:hAnsi="Times New Roman"/>
+                <w:b w:val="false"/>
+                <w:bCs w:val="false"/>
+                <w:sz w:val="21"/>
+                <w:szCs w:val="21"/>
+              </w:rPr>
+              <w:t xml:space="preserve">Лабораторная № 1</w:t>
+            </w:r>
+          </w:p>
+        </w:tc>
+        <w:tc>
+          <w:tcPr>
+            <w:tcW w:type="dxa" w:w="3355"/>
+            <w:tcMar>
+              <w:top w:type="dxa" w:w="70"/>
+              <w:left w:type="dxa" w:w="100"/>
+              <w:bottom w:type="dxa" w:w="70"/>
+              <w:right w:type="dxa" w:w="100"/>
+            </w:tcMar>
+          </w:tcPr>
+          <w:p>
+            <w:pPr>
+              <w:spacing w:after="0" w:line="264"/>
+            </w:pPr>
+            <w:r>
+              <w:rPr>
+                <w:rFonts w:ascii="Times New Roman" w:cs="Times New Roman" w:eastAsia="Times New Roman" w:hAnsi="Times New Roman"/>
+                <w:b w:val="false"/>
+                <w:bCs w:val="false"/>
+                <w:sz w:val="21"/>
+                <w:szCs w:val="21"/>
+              </w:rPr>
+              <w:t xml:space="preserve">Системы выбирают сущности по компоненту GraphicObject.</w:t>
+            </w:r>
+          </w:p>
+        </w:tc>
+      </w:tr>
+      <w:tr>
+        <w:trPr>
+          <w:cantSplit/>
+        </w:trPr>
+        <w:tc>
+          <w:tcPr>
+            <w:tcW w:type="dxa" w:w="2700"/>
+            <w:tcMar>
+              <w:top w:type="dxa" w:w="70"/>
+              <w:left w:type="dxa" w:w="100"/>
+              <w:bottom w:type="dxa" w:w="70"/>
+              <w:right w:type="dxa" w:w="100"/>
+            </w:tcMar>
+          </w:tcPr>
+          <w:p>
+            <w:pPr>
+              <w:spacing w:after="0" w:line="264"/>
+            </w:pPr>
+            <w:r>
+              <w:rPr>
+                <w:rFonts w:ascii="Times New Roman" w:cs="Times New Roman" w:eastAsia="Times New Roman" w:hAnsi="Times New Roman"/>
+                <w:b w:val="false"/>
+                <w:bCs w:val="false"/>
+                <w:sz w:val="21"/>
+                <w:szCs w:val="21"/>
+              </w:rPr>
+              <w:t xml:space="preserve">Цвет как Vec3 и перевод в Color::srgb</w:t>
+            </w:r>
+          </w:p>
+        </w:tc>
+        <w:tc>
+          <w:tcPr>
+            <w:tcW w:type="dxa" w:w="3300"/>
+            <w:tcMar>
+              <w:top w:type="dxa" w:w="70"/>
+              <w:left w:type="dxa" w:w="100"/>
+              <w:bottom w:type="dxa" w:w="70"/>
+              <w:right w:type="dxa" w:w="100"/>
+            </w:tcMar>
+          </w:tcPr>
+          <w:p>
+            <w:pPr>
+              <w:spacing w:after="0" w:line="264"/>
+            </w:pPr>
+            <w:r>
+              <w:rPr>
+                <w:rFonts w:ascii="Times New Roman" w:cs="Times New Roman" w:eastAsia="Times New Roman" w:hAnsi="Times New Roman"/>
+                <w:b w:val="false"/>
+                <w:bCs w:val="false"/>
+                <w:sz w:val="21"/>
+                <w:szCs w:val="21"/>
+              </w:rPr>
+              <w:t xml:space="preserve">Лабораторная № 2</w:t>
+            </w:r>
+          </w:p>
+        </w:tc>
+        <w:tc>
+          <w:tcPr>
+            <w:tcW w:type="dxa" w:w="3355"/>
+            <w:tcMar>
+              <w:top w:type="dxa" w:w="70"/>
+              <w:left w:type="dxa" w:w="100"/>
+              <w:bottom w:type="dxa" w:w="70"/>
+              <w:right w:type="dxa" w:w="100"/>
+            </w:tcMar>
+          </w:tcPr>
+          <w:p>
+            <w:pPr>
+              <w:spacing w:after="0" w:line="264"/>
+            </w:pPr>
+            <w:r>
+              <w:rPr>
+                <w:rFonts w:ascii="Times New Roman" w:cs="Times New Roman" w:eastAsia="Times New Roman" w:hAnsi="Times New Roman"/>
+                <w:b w:val="false"/>
+                <w:bCs w:val="false"/>
+                <w:sz w:val="21"/>
+                <w:szCs w:val="21"/>
+              </w:rPr>
+              <w:t xml:space="preserve">Поле color: Vec3 объекта и метод to_color().</w:t>
+            </w:r>
+          </w:p>
+        </w:tc>
+      </w:tr>
+      <w:tr>
+        <w:trPr>
+          <w:cantSplit/>
+        </w:trPr>
+        <w:tc>
+          <w:tcPr>
+            <w:tcW w:type="dxa" w:w="2700"/>
+            <w:tcMar>
+              <w:top w:type="dxa" w:w="70"/>
+              <w:left w:type="dxa" w:w="100"/>
+              <w:bottom w:type="dxa" w:w="70"/>
+              <w:right w:type="dxa" w:w="100"/>
+            </w:tcMar>
+          </w:tcPr>
+          <w:p>
+            <w:pPr>
+              <w:spacing w:after="0" w:line="264"/>
+            </w:pPr>
+            <w:r>
+              <w:rPr>
+                <w:rFonts w:ascii="Times New Roman" w:cs="Times New Roman" w:eastAsia="Times New Roman" w:hAnsi="Times New Roman"/>
+                <w:b w:val="false"/>
+                <w:bCs w:val="false"/>
+                <w:sz w:val="21"/>
+                <w:szCs w:val="21"/>
+              </w:rPr>
+              <w:t xml:space="preserve">Контейнер Vec</w:t>
+            </w:r>
+          </w:p>
+        </w:tc>
+        <w:tc>
+          <w:tcPr>
+            <w:tcW w:type="dxa" w:w="3300"/>
+            <w:tcMar>
+              <w:top w:type="dxa" w:w="70"/>
+              <w:left w:type="dxa" w:w="100"/>
+              <w:bottom w:type="dxa" w:w="70"/>
+              <w:right w:type="dxa" w:w="100"/>
+            </w:tcMar>
+          </w:tcPr>
+          <w:p>
+            <w:pPr>
+              <w:spacing w:after="0" w:line="264"/>
+            </w:pPr>
+            <w:r>
+              <w:rPr>
+                <w:rFonts w:ascii="Times New Roman" w:cs="Times New Roman" w:eastAsia="Times New Roman" w:hAnsi="Times New Roman"/>
+                <w:b w:val="false"/>
+                <w:bCs w:val="false"/>
+                <w:sz w:val="21"/>
+                <w:szCs w:val="21"/>
+              </w:rPr>
+              <w:t xml:space="preserve">Лабораторная № 2</w:t>
+            </w:r>
+          </w:p>
+        </w:tc>
+        <w:tc>
+          <w:tcPr>
+            <w:tcW w:type="dxa" w:w="3355"/>
+            <w:tcMar>
+              <w:top w:type="dxa" w:w="70"/>
+              <w:left w:type="dxa" w:w="100"/>
+              <w:bottom w:type="dxa" w:w="70"/>
+              <w:right w:type="dxa" w:w="100"/>
+            </w:tcMar>
+          </w:tcPr>
+          <w:p>
+            <w:pPr>
+              <w:spacing w:after="0" w:line="264"/>
+            </w:pPr>
+            <w:r>
+              <w:rPr>
+                <w:rFonts w:ascii="Times New Roman" w:cs="Times New Roman" w:eastAsia="Times New Roman" w:hAnsi="Times New Roman"/>
+                <w:b w:val="false"/>
+                <w:bCs w:val="false"/>
+                <w:sz w:val="21"/>
+                <w:szCs w:val="21"/>
+              </w:rPr>
+              <w:t xml:space="preserve">Список размещений Vec&lt;GraphicObject&gt;.</w:t>
+            </w:r>
+          </w:p>
+        </w:tc>
+      </w:tr>
+      <w:tr>
+        <w:trPr>
+          <w:cantSplit/>
+        </w:trPr>
+        <w:tc>
+          <w:tcPr>
+            <w:tcW w:type="dxa" w:w="2700"/>
+            <w:tcMar>
+              <w:top w:type="dxa" w:w="70"/>
+              <w:left w:type="dxa" w:w="100"/>
+              <w:bottom w:type="dxa" w:w="70"/>
+              <w:right w:type="dxa" w:w="100"/>
+            </w:tcMar>
+          </w:tcPr>
+          <w:p>
+            <w:pPr>
+              <w:spacing w:after="0" w:line="264"/>
+            </w:pPr>
+            <w:r>
+              <w:rPr>
+                <w:rFonts w:ascii="Times New Roman" w:cs="Times New Roman" w:eastAsia="Times New Roman" w:hAnsi="Times New Roman"/>
+                <w:b w:val="false"/>
+                <w:bCs w:val="false"/>
+                <w:sz w:val="21"/>
+                <w:szCs w:val="21"/>
+              </w:rPr>
+              <w:t xml:space="preserve">keyboard_system → simulation_system → update_visual_system через .chain()</w:t>
+            </w:r>
+          </w:p>
+        </w:tc>
+        <w:tc>
+          <w:tcPr>
+            <w:tcW w:type="dxa" w:w="3300"/>
+            <w:tcMar>
+              <w:top w:type="dxa" w:w="70"/>
+              <w:left w:type="dxa" w:w="100"/>
+              <w:bottom w:type="dxa" w:w="70"/>
+              <w:right w:type="dxa" w:w="100"/>
+            </w:tcMar>
+          </w:tcPr>
+          <w:p>
+            <w:pPr>
+              <w:spacing w:after="0" w:line="264"/>
+            </w:pPr>
+            <w:r>
+              <w:rPr>
+                <w:rFonts w:ascii="Times New Roman" w:cs="Times New Roman" w:eastAsia="Times New Roman" w:hAnsi="Times New Roman"/>
+                <w:b w:val="false"/>
+                <w:bCs w:val="false"/>
+                <w:sz w:val="21"/>
+                <w:szCs w:val="21"/>
+              </w:rPr>
+              <w:t xml:space="preserve">Лабораторная № 2</w:t>
+            </w:r>
+          </w:p>
+        </w:tc>
+        <w:tc>
+          <w:tcPr>
+            <w:tcW w:type="dxa" w:w="3355"/>
+            <w:tcMar>
+              <w:top w:type="dxa" w:w="70"/>
+              <w:left w:type="dxa" w:w="100"/>
+              <w:bottom w:type="dxa" w:w="70"/>
+              <w:right w:type="dxa" w:w="100"/>
+            </w:tcMar>
+          </w:tcPr>
+          <w:p>
+            <w:pPr>
+              <w:spacing w:after="0" w:line="264"/>
+            </w:pPr>
+            <w:r>
+              <w:rPr>
+                <w:rFonts w:ascii="Times New Roman" w:cs="Times New Roman" w:eastAsia="Times New Roman" w:hAnsi="Times New Roman"/>
+                <w:b w:val="false"/>
+                <w:bCs w:val="false"/>
+                <w:sz w:val="21"/>
+                <w:szCs w:val="21"/>
+              </w:rPr>
+              <w:t xml:space="preserve">Клавиша R, обращение вокруг центра, пересчёт Transform и материала.</w:t>
+            </w:r>
+          </w:p>
+        </w:tc>
+      </w:tr>
+    </w:tbl>
+    <w:p/>
+    <w:p>
+      <w:pPr>
+        <w:pStyle w:val="Heading2"/>
+        <w:spacing w:after="100" w:before="200"/>
+      </w:pPr>
+      <w:r>
+        <w:rPr>
+          <w:rFonts w:ascii="Times New Roman" w:cs="Times New Roman" w:eastAsia="Times New Roman" w:hAnsi="Times New Roman"/>
+          <w:b/>
+          <w:bCs/>
+          <w:color w:val="000000"/>
+          <w:sz w:val="26"/>
+          <w:szCs w:val="26"/>
+        </w:rPr>
+        <w:t xml:space="preserve">Файлы проекта</w:t>
       </w:r>
     </w:p>
     <w:tbl>
@@ -3039,7 +3690,7 @@
           <w:sz w:val="24"/>
           <w:szCs w:val="24"/>
         </w:rPr>
-        <w:t xml:space="preserve">В C++ поля класса были приватными, а сеттеры setPosition и setAngle вызывали recalculateModelMatrix(), чтобы матрица модели пересчитывалась только при изменении данных. В ECS данные и поведение разделены. Компонент GraphicObject хранит три поля, методы to_transform() и to_color() вычисляют матрицу модели и цвет, функция spawn_graphic_object() создаёт сущность (аналог draw). Система sync_graphic_objects с фильтром Changed&lt;GraphicObject&gt; пересчитывает Transform и цвет материала только у объектов, чьи поля изменились: Bevy сам отслеживает изменения компонента, поэтому ручные сеттеры не нужны.</w:t>
+        <w:t xml:space="preserve">В C++ поля класса были приватными, а сеттеры setPosition и setAngle вызывали recalculateModelMatrix(), чтобы матрица модели пересчитывалась только при изменении данных. В ECS данные и поведение разделены. Компонент GraphicObject хранит три поля, методы to_transform() и to_color() вычисляют матрицу модели и цвет, функция spawn_graphic_object() создаёт сущность (аналог draw). Система update_visual_system с фильтром Changed&lt;GraphicObject&gt; пересчитывает Transform и цвет материала только у объектов, чьи поля изменились: Bevy сам отслеживает изменения компонента, поэтому ручные сеттеры не нужны.</w:t>
       </w:r>
     </w:p>
     <w:p>
@@ -3112,7 +3763,7 @@
           <w:sz w:val="24"/>
           <w:szCs w:val="24"/>
         </w:rPr>
-        <w:t xml:space="preserve">По клавише R включается режим, в котором каждый кадр позиция объекта поворачивается вокруг Oy на ω·Δt, а угол уменьшается на ту же величину. Позиция и носик поворачиваются вместе, поэтому направление на центр сохраняется. Система orbit_system изменяет только поля GraphicObject; Transform заново рассчитывает sync_graphic_objects. Красный объект после поворота на 90° занимает место зелёного: позиция (0, 0, −4), угол 90°.</w:t>
+        <w:t xml:space="preserve">По клавише R включается режим, в котором каждый кадр позиция объекта поворачивается вокруг Oy на ω·Δt, а угол уменьшается на ту же величину. Позиция и носик поворачиваются вместе, поэтому направление на центр сохраняется. Система simulation_system изменяет только поля GraphicObject; Transform заново рассчитывает update_visual_system. Красный объект после поворота на 90° занимает место зелёного: позиция (0, 0, −4), угол 90°.</w:t>
       </w:r>
     </w:p>
     <w:p>
@@ -3142,7 +3793,7 @@
           <w:sz w:val="24"/>
           <w:szCs w:val="24"/>
         </w:rPr>
-        <w:t xml:space="preserve">Исполняемые строки совпадают с файлами проекта. Комментарии поясняют назначение данных и систем; учебный разбор находится в razbor_lab03.md.</w:t>
+        <w:t xml:space="preserve">Исполняемые строки совпадают с файлами проекта. Комментарии поясняют назначение данных и систем; учебный разбор находится в docs/razbor_lab03.md.</w:t>
       </w:r>
     </w:p>
     <w:p>
@@ -4355,6 +5006,19 @@
           <w:sz w:val="18"/>
           <w:szCs w:val="18"/>
         </w:rPr>
+        <w:t xml:space="preserve">/// Система визуализации (как update_visual_system в лабораторной №2).</w:t>
+      </w:r>
+    </w:p>
+    <w:p>
+      <w:pPr>
+        <w:pStyle w:val="Code"/>
+      </w:pPr>
+      <w:r>
+        <w:rPr>
+          <w:rFonts w:ascii="Courier New" w:cs="Courier New" w:eastAsia="Courier New" w:hAnsi="Courier New"/>
+          <w:sz w:val="18"/>
+          <w:szCs w:val="18"/>
+        </w:rPr>
         <w:t xml:space="preserve">/// Аналог recalculateModelMatrix: когда позиция, угол или цвет объекта</w:t>
       </w:r>
     </w:p>
@@ -4407,7 +5071,7 @@
           <w:sz w:val="18"/>
           <w:szCs w:val="18"/>
         </w:rPr>
-        <w:t xml:space="preserve">pub fn sync_graphic_objects(</w:t>
+        <w:t xml:space="preserve">pub fn update_visual_system(</w:t>
       </w:r>
     </w:p>
     <w:p>
@@ -5165,6 +5829,32 @@
           <w:sz w:val="18"/>
           <w:szCs w:val="18"/>
         </w:rPr>
+        <w:t xml:space="preserve">//! Основа — лабораторные №1 и №2: тор как модель, цвет в виде `Vec3`,</w:t>
+      </w:r>
+    </w:p>
+    <w:p>
+      <w:pPr>
+        <w:pStyle w:val="Code"/>
+      </w:pPr>
+      <w:r>
+        <w:rPr>
+          <w:rFonts w:ascii="Courier New" w:cs="Courier New" w:eastAsia="Courier New" w:hAnsi="Courier New"/>
+          <w:sz w:val="18"/>
+          <w:szCs w:val="18"/>
+        </w:rPr>
+        <w:t xml:space="preserve">//! раздельные системы симуляции и визуализации, порядок через `.chain()`.</w:t>
+      </w:r>
+    </w:p>
+    <w:p>
+      <w:pPr>
+        <w:pStyle w:val="Code"/>
+      </w:pPr>
+      <w:r>
+        <w:rPr>
+          <w:rFonts w:ascii="Courier New" w:cs="Courier New" w:eastAsia="Courier New" w:hAnsi="Courier New"/>
+          <w:sz w:val="18"/>
+          <w:szCs w:val="18"/>
+        </w:rPr>
         <w:t xml:space="preserve"> </w:t>
       </w:r>
     </w:p>
@@ -5256,7 +5946,7 @@
           <w:sz w:val="18"/>
           <w:szCs w:val="18"/>
         </w:rPr>
-        <w:t xml:space="preserve">use graphic_object::{GraphicModel, GraphicObject, spawn_graphic_object, sync_graphic_objects};</w:t>
+        <w:t xml:space="preserve">use graphic_object::{GraphicModel, GraphicObject, spawn_graphic_object, update_visual_system};</w:t>
       </w:r>
     </w:p>
     <w:p>
@@ -5581,6 +6271,19 @@
           <w:sz w:val="18"/>
           <w:szCs w:val="18"/>
         </w:rPr>
+        <w:t xml:space="preserve">            // Порядок из лабораторной №2: ввод, симуляция, визуализация.</w:t>
+      </w:r>
+    </w:p>
+    <w:p>
+      <w:pPr>
+        <w:pStyle w:val="Code"/>
+      </w:pPr>
+      <w:r>
+        <w:rPr>
+          <w:rFonts w:ascii="Courier New" w:cs="Courier New" w:eastAsia="Courier New" w:hAnsi="Courier New"/>
+          <w:sz w:val="18"/>
+          <w:szCs w:val="18"/>
+        </w:rPr>
         <w:t xml:space="preserve">            .add_systems(</w:t>
       </w:r>
     </w:p>
@@ -5607,7 +6310,7 @@
           <w:sz w:val="18"/>
           <w:szCs w:val="18"/>
         </w:rPr>
-        <w:t xml:space="preserve">                (toggle_orbit_system, orbit_system, sync_graphic_objects).chain(),</w:t>
+        <w:t xml:space="preserve">                (keyboard_system, simulation_system, update_visual_system).chain(),</w:t>
       </w:r>
     </w:p>
     <w:p>
@@ -6205,7 +6908,7 @@
           <w:sz w:val="18"/>
           <w:szCs w:val="18"/>
         </w:rPr>
-        <w:t xml:space="preserve">fn toggle_orbit_system(keyboard: Res&lt;ButtonInput&lt;KeyCode&gt;&gt;, mut orbit: ResMut&lt;Orbit&gt;) {</w:t>
+        <w:t xml:space="preserve">fn keyboard_system(keyboard: Res&lt;ButtonInput&lt;KeyCode&gt;&gt;, mut orbit: ResMut&lt;Orbit&gt;) {</w:t>
       </w:r>
     </w:p>
     <w:p>
@@ -6387,6 +7090,19 @@
           <w:sz w:val="18"/>
           <w:szCs w:val="18"/>
         </w:rPr>
+        <w:t xml:space="preserve">/// Система симуляции (как в лабораторной №2): меняет только данные объектов.</w:t>
+      </w:r>
+    </w:p>
+    <w:p>
+      <w:pPr>
+        <w:pStyle w:val="Code"/>
+      </w:pPr>
+      <w:r>
+        <w:rPr>
+          <w:rFonts w:ascii="Courier New" w:cs="Courier New" w:eastAsia="Courier New" w:hAnsi="Courier New"/>
+          <w:sz w:val="18"/>
+          <w:szCs w:val="18"/>
+        </w:rPr>
         <w:t xml:space="preserve">/// Дополнительное задание: параметры размещения меняются каждый кадр,</w:t>
       </w:r>
     </w:p>
@@ -6400,20 +7116,20 @@
           <w:sz w:val="18"/>
           <w:szCs w:val="18"/>
         </w:rPr>
-        <w:t xml:space="preserve">/// а `Transform` заново рассчитывает система sync_graphic_objects.</w:t>
-      </w:r>
-    </w:p>
-    <w:p>
-      <w:pPr>
-        <w:pStyle w:val="Code"/>
-      </w:pPr>
-      <w:r>
-        <w:rPr>
-          <w:rFonts w:ascii="Courier New" w:cs="Courier New" w:eastAsia="Courier New" w:hAnsi="Courier New"/>
-          <w:sz w:val="18"/>
-          <w:szCs w:val="18"/>
-        </w:rPr>
-        <w:t xml:space="preserve">fn orbit_system(time: Res&lt;Time&gt;, orbit: Res&lt;Orbit&gt;, mut query: Query&lt;&amp;mut GraphicObject&gt;) {</w:t>
+        <w:t xml:space="preserve">/// а `Transform` заново рассчитывает система update_visual_system.</w:t>
+      </w:r>
+    </w:p>
+    <w:p>
+      <w:pPr>
+        <w:pStyle w:val="Code"/>
+      </w:pPr>
+      <w:r>
+        <w:rPr>
+          <w:rFonts w:ascii="Courier New" w:cs="Courier New" w:eastAsia="Courier New" w:hAnsi="Courier New"/>
+          <w:sz w:val="18"/>
+          <w:szCs w:val="18"/>
+        </w:rPr>
+        <w:t xml:space="preserve">fn simulation_system(time: Res&lt;Time&gt;, orbit: Res&lt;Orbit&gt;, mut query: Query&lt;&amp;mut GraphicObject&gt;) {</w:t>
       </w:r>
     </w:p>
     <w:p>
@@ -11307,7 +12023,7 @@
                 <w:sz w:val="21"/>
                 <w:szCs w:val="21"/>
               </w:rPr>
-              <w:t xml:space="preserve">to_transform() и система sync_graphic_objects</w:t>
+              <w:t xml:space="preserve">to_transform() и система update_visual_system</w:t>
             </w:r>
           </w:p>
         </w:tc>
@@ -12263,7 +12979,7 @@
                 <w:sz w:val="21"/>
                 <w:szCs w:val="21"/>
               </w:rPr>
-              <w:t xml:space="preserve">107</w:t>
+              <w:t xml:space="preserve">111</w:t>
             </w:r>
           </w:p>
         </w:tc>
@@ -12320,7 +13036,7 @@
                 <w:sz w:val="21"/>
                 <w:szCs w:val="21"/>
               </w:rPr>
-              <w:t xml:space="preserve">150</w:t>
+              <w:t xml:space="preserve">151</w:t>
             </w:r>
           </w:p>
         </w:tc>
@@ -12491,7 +13207,7 @@
                 <w:sz w:val="21"/>
                 <w:szCs w:val="21"/>
               </w:rPr>
-              <w:t xml:space="preserve">521</w:t>
+              <w:t xml:space="preserve">526</w:t>
             </w:r>
           </w:p>
         </w:tc>

--- a/lab03/docs/otchet_lab03.docx
+++ b/lab03/docs/otchet_lab03.docx
@@ -630,7 +630,7 @@
           <w:sz w:val="24"/>
           <w:szCs w:val="24"/>
         </w:rPr>
-        <w:t xml:space="preserve">Лабораторная работа № 3 продолжает проект лабораторных № 1 и № 2. Модель, конфигурация сборки и архитектура систем перенесены без изменений, новой является работа с несколькими графическими объектами и матрицей модели.</w:t>
+        <w:t xml:space="preserve">Лабораторная работа № 3 продолжает проект лабораторных № 1 и № 2. Из них взяты модель, конфигурация сборки и схема систем «ввод → симуляция → визуализация». Смена цвета по клавишам и таймеру в задание № 3 не входит и не переносилась. Новое — несколько графических объектов и матрица модели.</w:t>
       </w:r>
     </w:p>
     <w:tbl>
@@ -846,7 +846,7 @@
                 <w:sz w:val="21"/>
                 <w:szCs w:val="21"/>
               </w:rPr>
-              <w:t xml:space="preserve">Модель — тор Torus::new(inner, outer)</w:t>
+              <w:t xml:space="preserve">Модель — тор Torus::new(0.4, 1.0)</w:t>
             </w:r>
           </w:p>
         </w:tc>
@@ -898,7 +898,7 @@
                 <w:sz w:val="21"/>
                 <w:szCs w:val="21"/>
               </w:rPr>
-              <w:t xml:space="preserve">Одна модель на все объекты, к ней добавлен носик.</w:t>
+              <w:t xml:space="preserve">Тот же тор, одна модель на все объекты, к ней добавлен носик.</w:t>
             </w:r>
           </w:p>
         </w:tc>
@@ -1230,7 +1230,7 @@
                 <w:sz w:val="21"/>
                 <w:szCs w:val="21"/>
               </w:rPr>
-              <w:t xml:space="preserve">Клавиша R, обращение вокруг центра, пересчёт Transform и материала.</w:t>
+              <w:t xml:space="preserve">Те же роли систем. Визуализация здесь запускается фильтром Changed&lt;GraphicObject&gt;, а не проверкой изменения ресурса.</w:t>
             </w:r>
           </w:p>
         </w:tc>
@@ -3690,7 +3690,7 @@
           <w:sz w:val="24"/>
           <w:szCs w:val="24"/>
         </w:rPr>
-        <w:t xml:space="preserve">В C++ поля класса были приватными, а сеттеры setPosition и setAngle вызывали recalculateModelMatrix(), чтобы матрица модели пересчитывалась только при изменении данных. В ECS данные и поведение разделены. Компонент GraphicObject хранит три поля, методы to_transform() и to_color() вычисляют матрицу модели и цвет, функция spawn_graphic_object() создаёт сущность (аналог draw). Система update_visual_system с фильтром Changed&lt;GraphicObject&gt; пересчитывает Transform и цвет материала только у объектов, чьи поля изменились: Bevy сам отслеживает изменения компонента, поэтому ручные сеттеры не нужны.</w:t>
+        <w:t xml:space="preserve">В C++ поля класса были приватными, а сеттеры setPosition и setAngle вызывали recalculateModelMatrix(), чтобы матрица модели пересчитывалась только при изменении данных. В ECS данные и поведение разделены. Компонент GraphicObject хранит три поля, методы to_transform() и to_color() вычисляют матрицу модели и цвет, функция spawn_graphic_object() создаёт сущность (аналог draw). Система update_visual_system с фильтром Changed&lt;GraphicObject&gt; пересчитывает Transform только у объектов, чьи поля изменились: Bevy сам отслеживает изменения компонента, поэтому ручные сеттеры не нужны. Материал переписывается, только если цвет действительно стал другим: запись через get_mut помечает ассет изменённым, и рендерер заново готовит его для GPU.</w:t>
       </w:r>
     </w:p>
     <w:p>
@@ -3763,7 +3763,7 @@
           <w:sz w:val="24"/>
           <w:szCs w:val="24"/>
         </w:rPr>
-        <w:t xml:space="preserve">По клавише R включается режим, в котором каждый кадр позиция объекта поворачивается вокруг Oy на ω·Δt, а угол уменьшается на ту же величину. Позиция и носик поворачиваются вместе, поэтому направление на центр сохраняется. Система simulation_system изменяет только поля GraphicObject; Transform заново рассчитывает update_visual_system. Красный объект после поворота на 90° занимает место зелёного: позиция (0, 0, −4), угол 90°.</w:t>
+        <w:t xml:space="preserve">По клавише R включается режим обращения. Каждый объект хранит исходное размещение и накопленный угол обращения φ (компонент OrbitAnchor). Каждый кадр φ увеличивается на ω·Δt, а размещение вычисляется заново из исходного: позиция поворачивается вокруг Oy на φ, угол объекта уменьшается на φ. Если бы поворот прибавлялся к текущей позиции, ошибки округления f32 накапливались бы и радиус постепенно уходил от 4. Позиция и носик поворачиваются вместе, поэтому направление на центр сохраняется. Система simulation_system изменяет только данные; Transform заново рассчитывает update_visual_system. Красный объект после поворота на 90° занимает место зелёного: позиция (0, 0, −4), угол 90°.</w:t>
       </w:r>
     </w:p>
     <w:p>
@@ -3914,7 +3914,7 @@
           <w:sz w:val="18"/>
           <w:szCs w:val="18"/>
         </w:rPr>
-        <w:t xml:space="preserve">const TORUS_INNER_RADIUS: f32 = 0.45;</w:t>
+        <w:t xml:space="preserve">const TORUS_INNER_RADIUS: f32 = 0.4;</w:t>
       </w:r>
     </w:p>
     <w:p>
@@ -4889,72 +4889,124 @@
           <w:sz w:val="18"/>
           <w:szCs w:val="18"/>
         </w:rPr>
-        <w:t xml:space="preserve">    /// Поворот размещения вокруг вертикальной оси сцены на `delta_deg`.</w:t>
-      </w:r>
-    </w:p>
-    <w:p>
-      <w:pPr>
-        <w:pStyle w:val="Code"/>
-      </w:pPr>
-      <w:r>
-        <w:rPr>
-          <w:rFonts w:ascii="Courier New" w:cs="Courier New" w:eastAsia="Courier New" w:hAnsi="Courier New"/>
-          <w:sz w:val="18"/>
-          <w:szCs w:val="18"/>
-        </w:rPr>
-        <w:t xml:space="preserve">    /// Позиция и носик поворачиваются вместе, поэтому ориентация</w:t>
-      </w:r>
-    </w:p>
-    <w:p>
-      <w:pPr>
-        <w:pStyle w:val="Code"/>
-      </w:pPr>
-      <w:r>
-        <w:rPr>
-          <w:rFonts w:ascii="Courier New" w:cs="Courier New" w:eastAsia="Courier New" w:hAnsi="Courier New"/>
-          <w:sz w:val="18"/>
-          <w:szCs w:val="18"/>
-        </w:rPr>
-        <w:t xml:space="preserve">    /// на центр сохраняется.</w:t>
-      </w:r>
-    </w:p>
-    <w:p>
-      <w:pPr>
-        <w:pStyle w:val="Code"/>
-      </w:pPr>
-      <w:r>
-        <w:rPr>
-          <w:rFonts w:ascii="Courier New" w:cs="Courier New" w:eastAsia="Courier New" w:hAnsi="Courier New"/>
-          <w:sz w:val="18"/>
-          <w:szCs w:val="18"/>
-        </w:rPr>
-        <w:t xml:space="preserve">    pub fn orbit_around_center(&amp;mut self, delta_deg: f32) {</w:t>
-      </w:r>
-    </w:p>
-    <w:p>
-      <w:pPr>
-        <w:pStyle w:val="Code"/>
-      </w:pPr>
-      <w:r>
-        <w:rPr>
-          <w:rFonts w:ascii="Courier New" w:cs="Courier New" w:eastAsia="Courier New" w:hAnsi="Courier New"/>
-          <w:sz w:val="18"/>
-          <w:szCs w:val="18"/>
-        </w:rPr>
-        <w:t xml:space="preserve">        self.position = Quat::from_rotation_y(delta_deg.to_radians()) * self.position;</w:t>
-      </w:r>
-    </w:p>
-    <w:p>
-      <w:pPr>
-        <w:pStyle w:val="Code"/>
-      </w:pPr>
-      <w:r>
-        <w:rPr>
-          <w:rFonts w:ascii="Courier New" w:cs="Courier New" w:eastAsia="Courier New" w:hAnsi="Courier New"/>
-          <w:sz w:val="18"/>
-          <w:szCs w:val="18"/>
-        </w:rPr>
-        <w:t xml:space="preserve">        self.angle_deg = (self.angle_deg - delta_deg).rem_euclid(360.0);</w:t>
+        <w:t xml:space="preserve">    /// Размещение после обращения вокруг вертикальной оси сцены на `phase_deg`.</w:t>
+      </w:r>
+    </w:p>
+    <w:p>
+      <w:pPr>
+        <w:pStyle w:val="Code"/>
+      </w:pPr>
+      <w:r>
+        <w:rPr>
+          <w:rFonts w:ascii="Courier New" w:cs="Courier New" w:eastAsia="Courier New" w:hAnsi="Courier New"/>
+          <w:sz w:val="18"/>
+          <w:szCs w:val="18"/>
+        </w:rPr>
+        <w:t xml:space="preserve">    /// Считается от исходного размещения, а не прибавляется к текущему,</w:t>
+      </w:r>
+    </w:p>
+    <w:p>
+      <w:pPr>
+        <w:pStyle w:val="Code"/>
+      </w:pPr>
+      <w:r>
+        <w:rPr>
+          <w:rFonts w:ascii="Courier New" w:cs="Courier New" w:eastAsia="Courier New" w:hAnsi="Courier New"/>
+          <w:sz w:val="18"/>
+          <w:szCs w:val="18"/>
+        </w:rPr>
+        <w:t xml:space="preserve">    /// поэтому ошибки округления не накапливаются: радиус и направление</w:t>
+      </w:r>
+    </w:p>
+    <w:p>
+      <w:pPr>
+        <w:pStyle w:val="Code"/>
+      </w:pPr>
+      <w:r>
+        <w:rPr>
+          <w:rFonts w:ascii="Courier New" w:cs="Courier New" w:eastAsia="Courier New" w:hAnsi="Courier New"/>
+          <w:sz w:val="18"/>
+          <w:szCs w:val="18"/>
+        </w:rPr>
+        <w:t xml:space="preserve">    /// носика на центр остаются точными при любой длительности работы.</w:t>
+      </w:r>
+    </w:p>
+    <w:p>
+      <w:pPr>
+        <w:pStyle w:val="Code"/>
+      </w:pPr>
+      <w:r>
+        <w:rPr>
+          <w:rFonts w:ascii="Courier New" w:cs="Courier New" w:eastAsia="Courier New" w:hAnsi="Courier New"/>
+          <w:sz w:val="18"/>
+          <w:szCs w:val="18"/>
+        </w:rPr>
+        <w:t xml:space="preserve">    pub fn orbited(&amp;self, phase_deg: f32) -&gt; Self {</w:t>
+      </w:r>
+    </w:p>
+    <w:p>
+      <w:pPr>
+        <w:pStyle w:val="Code"/>
+      </w:pPr>
+      <w:r>
+        <w:rPr>
+          <w:rFonts w:ascii="Courier New" w:cs="Courier New" w:eastAsia="Courier New" w:hAnsi="Courier New"/>
+          <w:sz w:val="18"/>
+          <w:szCs w:val="18"/>
+        </w:rPr>
+        <w:t xml:space="preserve">        Self {</w:t>
+      </w:r>
+    </w:p>
+    <w:p>
+      <w:pPr>
+        <w:pStyle w:val="Code"/>
+      </w:pPr>
+      <w:r>
+        <w:rPr>
+          <w:rFonts w:ascii="Courier New" w:cs="Courier New" w:eastAsia="Courier New" w:hAnsi="Courier New"/>
+          <w:sz w:val="18"/>
+          <w:szCs w:val="18"/>
+        </w:rPr>
+        <w:t xml:space="preserve">            position: Quat::from_rotation_y(phase_deg.to_radians()) * self.position,</w:t>
+      </w:r>
+    </w:p>
+    <w:p>
+      <w:pPr>
+        <w:pStyle w:val="Code"/>
+      </w:pPr>
+      <w:r>
+        <w:rPr>
+          <w:rFonts w:ascii="Courier New" w:cs="Courier New" w:eastAsia="Courier New" w:hAnsi="Courier New"/>
+          <w:sz w:val="18"/>
+          <w:szCs w:val="18"/>
+        </w:rPr>
+        <w:t xml:space="preserve">            angle_deg: (self.angle_deg - phase_deg).rem_euclid(360.0),</w:t>
+      </w:r>
+    </w:p>
+    <w:p>
+      <w:pPr>
+        <w:pStyle w:val="Code"/>
+      </w:pPr>
+      <w:r>
+        <w:rPr>
+          <w:rFonts w:ascii="Courier New" w:cs="Courier New" w:eastAsia="Courier New" w:hAnsi="Courier New"/>
+          <w:sz w:val="18"/>
+          <w:szCs w:val="18"/>
+        </w:rPr>
+        <w:t xml:space="preserve">            color: self.color,</w:t>
+      </w:r>
+    </w:p>
+    <w:p>
+      <w:pPr>
+        <w:pStyle w:val="Code"/>
+      </w:pPr>
+      <w:r>
+        <w:rPr>
+          <w:rFonts w:ascii="Courier New" w:cs="Courier New" w:eastAsia="Courier New" w:hAnsi="Courier New"/>
+          <w:sz w:val="18"/>
+          <w:szCs w:val="18"/>
+        </w:rPr>
+        <w:t xml:space="preserve">        }</w:t>
       </w:r>
     </w:p>
     <w:p>
@@ -5006,59 +5058,98 @@
           <w:sz w:val="18"/>
           <w:szCs w:val="18"/>
         </w:rPr>
-        <w:t xml:space="preserve">/// Система визуализации (как update_visual_system в лабораторной №2).</w:t>
-      </w:r>
-    </w:p>
-    <w:p>
-      <w:pPr>
-        <w:pStyle w:val="Code"/>
-      </w:pPr>
-      <w:r>
-        <w:rPr>
-          <w:rFonts w:ascii="Courier New" w:cs="Courier New" w:eastAsia="Courier New" w:hAnsi="Courier New"/>
-          <w:sz w:val="18"/>
-          <w:szCs w:val="18"/>
-        </w:rPr>
-        <w:t xml:space="preserve">/// Аналог recalculateModelMatrix: когда позиция, угол или цвет объекта</w:t>
-      </w:r>
-    </w:p>
-    <w:p>
-      <w:pPr>
-        <w:pStyle w:val="Code"/>
-      </w:pPr>
-      <w:r>
-        <w:rPr>
-          <w:rFonts w:ascii="Courier New" w:cs="Courier New" w:eastAsia="Courier New" w:hAnsi="Courier New"/>
-          <w:sz w:val="18"/>
-          <w:szCs w:val="18"/>
-        </w:rPr>
-        <w:t xml:space="preserve">/// изменились, матрица модели (`Transform`) и материал пересчитываются.</w:t>
-      </w:r>
-    </w:p>
-    <w:p>
-      <w:pPr>
-        <w:pStyle w:val="Code"/>
-      </w:pPr>
-      <w:r>
-        <w:rPr>
-          <w:rFonts w:ascii="Courier New" w:cs="Courier New" w:eastAsia="Courier New" w:hAnsi="Courier New"/>
-          <w:sz w:val="18"/>
-          <w:szCs w:val="18"/>
-        </w:rPr>
-        <w:t xml:space="preserve">/// Фильтр `Changed` даёт то же, что вызов пересчёта из сеттеров в C++,</w:t>
-      </w:r>
-    </w:p>
-    <w:p>
-      <w:pPr>
-        <w:pStyle w:val="Code"/>
-      </w:pPr>
-      <w:r>
-        <w:rPr>
-          <w:rFonts w:ascii="Courier New" w:cs="Courier New" w:eastAsia="Courier New" w:hAnsi="Courier New"/>
-          <w:sz w:val="18"/>
-          <w:szCs w:val="18"/>
-        </w:rPr>
-        <w:t xml:space="preserve">/// но без ручного отслеживания: Bevy сам помечает изменённые компоненты.</w:t>
+        <w:t xml:space="preserve">/// Система визуализации. Роль та же, что у update_visual_system</w:t>
+      </w:r>
+    </w:p>
+    <w:p>
+      <w:pPr>
+        <w:pStyle w:val="Code"/>
+      </w:pPr>
+      <w:r>
+        <w:rPr>
+          <w:rFonts w:ascii="Courier New" w:cs="Courier New" w:eastAsia="Courier New" w:hAnsi="Courier New"/>
+          <w:sz w:val="18"/>
+          <w:szCs w:val="18"/>
+        </w:rPr>
+        <w:t xml:space="preserve">/// в лабораторной №2: перенести данные в то, что видит рендерер.</w:t>
+      </w:r>
+    </w:p>
+    <w:p>
+      <w:pPr>
+        <w:pStyle w:val="Code"/>
+      </w:pPr>
+      <w:r>
+        <w:rPr>
+          <w:rFonts w:ascii="Courier New" w:cs="Courier New" w:eastAsia="Courier New" w:hAnsi="Courier New"/>
+          <w:sz w:val="18"/>
+          <w:szCs w:val="18"/>
+        </w:rPr>
+        <w:t xml:space="preserve">/// Отличие в условии запуска: здесь реагирует фильтр `Changed&lt;GraphicObject&gt;`</w:t>
+      </w:r>
+    </w:p>
+    <w:p>
+      <w:pPr>
+        <w:pStyle w:val="Code"/>
+      </w:pPr>
+      <w:r>
+        <w:rPr>
+          <w:rFonts w:ascii="Courier New" w:cs="Courier New" w:eastAsia="Courier New" w:hAnsi="Courier New"/>
+          <w:sz w:val="18"/>
+          <w:szCs w:val="18"/>
+        </w:rPr>
+        <w:t xml:space="preserve">/// на изменение компонента, а не проверка изменения ресурса.</w:t>
+      </w:r>
+    </w:p>
+    <w:p>
+      <w:pPr>
+        <w:pStyle w:val="Code"/>
+      </w:pPr>
+      <w:r>
+        <w:rPr>
+          <w:rFonts w:ascii="Courier New" w:cs="Courier New" w:eastAsia="Courier New" w:hAnsi="Courier New"/>
+          <w:sz w:val="18"/>
+          <w:szCs w:val="18"/>
+        </w:rPr>
+        <w:t xml:space="preserve">/// Аналог recalculateModelMatrix: при изменении позиции или угла</w:t>
+      </w:r>
+    </w:p>
+    <w:p>
+      <w:pPr>
+        <w:pStyle w:val="Code"/>
+      </w:pPr>
+      <w:r>
+        <w:rPr>
+          <w:rFonts w:ascii="Courier New" w:cs="Courier New" w:eastAsia="Courier New" w:hAnsi="Courier New"/>
+          <w:sz w:val="18"/>
+          <w:szCs w:val="18"/>
+        </w:rPr>
+        <w:t xml:space="preserve">/// пересчитывается матрица модели (`Transform`). Материал переписывается</w:t>
+      </w:r>
+    </w:p>
+    <w:p>
+      <w:pPr>
+        <w:pStyle w:val="Code"/>
+      </w:pPr>
+      <w:r>
+        <w:rPr>
+          <w:rFonts w:ascii="Courier New" w:cs="Courier New" w:eastAsia="Courier New" w:hAnsi="Courier New"/>
+          <w:sz w:val="18"/>
+          <w:szCs w:val="18"/>
+        </w:rPr>
+        <w:t xml:space="preserve">/// только когда цвет действительно другой: запись через `get_mut` помечает</w:t>
+      </w:r>
+    </w:p>
+    <w:p>
+      <w:pPr>
+        <w:pStyle w:val="Code"/>
+      </w:pPr>
+      <w:r>
+        <w:rPr>
+          <w:rFonts w:ascii="Courier New" w:cs="Courier New" w:eastAsia="Courier New" w:hAnsi="Courier New"/>
+          <w:sz w:val="18"/>
+          <w:szCs w:val="18"/>
+        </w:rPr>
+        <w:t xml:space="preserve">/// ассет изменённым, и рендерер заново готовит его для GPU.</w:t>
       </w:r>
     </w:p>
     <w:p>
@@ -5240,20 +5331,72 @@
           <w:sz w:val="18"/>
           <w:szCs w:val="18"/>
         </w:rPr>
-        <w:t xml:space="preserve">        if let Some(mut material) = materials.get_mut(material.id()) {</w:t>
-      </w:r>
-    </w:p>
-    <w:p>
-      <w:pPr>
-        <w:pStyle w:val="Code"/>
-      </w:pPr>
-      <w:r>
-        <w:rPr>
-          <w:rFonts w:ascii="Courier New" w:cs="Courier New" w:eastAsia="Courier New" w:hAnsi="Courier New"/>
-          <w:sz w:val="18"/>
-          <w:szCs w:val="18"/>
-        </w:rPr>
-        <w:t xml:space="preserve">            material.base_color = object.to_color();</w:t>
+        <w:t xml:space="preserve">        let color = object.to_color();</w:t>
+      </w:r>
+    </w:p>
+    <w:p>
+      <w:pPr>
+        <w:pStyle w:val="Code"/>
+      </w:pPr>
+      <w:r>
+        <w:rPr>
+          <w:rFonts w:ascii="Courier New" w:cs="Courier New" w:eastAsia="Courier New" w:hAnsi="Courier New"/>
+          <w:sz w:val="18"/>
+          <w:szCs w:val="18"/>
+        </w:rPr>
+        <w:t xml:space="preserve">        let color_changed = materials</w:t>
+      </w:r>
+    </w:p>
+    <w:p>
+      <w:pPr>
+        <w:pStyle w:val="Code"/>
+      </w:pPr>
+      <w:r>
+        <w:rPr>
+          <w:rFonts w:ascii="Courier New" w:cs="Courier New" w:eastAsia="Courier New" w:hAnsi="Courier New"/>
+          <w:sz w:val="18"/>
+          <w:szCs w:val="18"/>
+        </w:rPr>
+        <w:t xml:space="preserve">            .get(material.id())</w:t>
+      </w:r>
+    </w:p>
+    <w:p>
+      <w:pPr>
+        <w:pStyle w:val="Code"/>
+      </w:pPr>
+      <w:r>
+        <w:rPr>
+          <w:rFonts w:ascii="Courier New" w:cs="Courier New" w:eastAsia="Courier New" w:hAnsi="Courier New"/>
+          <w:sz w:val="18"/>
+          <w:szCs w:val="18"/>
+        </w:rPr>
+        <w:t xml:space="preserve">            .is_some_and(|current| current.base_color != color);</w:t>
+      </w:r>
+    </w:p>
+    <w:p>
+      <w:pPr>
+        <w:pStyle w:val="Code"/>
+      </w:pPr>
+      <w:r>
+        <w:rPr>
+          <w:rFonts w:ascii="Courier New" w:cs="Courier New" w:eastAsia="Courier New" w:hAnsi="Courier New"/>
+          <w:sz w:val="18"/>
+          <w:szCs w:val="18"/>
+        </w:rPr>
+        <w:t xml:space="preserve">        if color_changed &amp;&amp; let Some(mut current) = materials.get_mut(material.id()) {</w:t>
+      </w:r>
+    </w:p>
+    <w:p>
+      <w:pPr>
+        <w:pStyle w:val="Code"/>
+      </w:pPr>
+      <w:r>
+        <w:rPr>
+          <w:rFonts w:ascii="Courier New" w:cs="Courier New" w:eastAsia="Courier New" w:hAnsi="Courier New"/>
+          <w:sz w:val="18"/>
+          <w:szCs w:val="18"/>
+        </w:rPr>
+        <w:t xml:space="preserve">            current.base_color = color;</w:t>
       </w:r>
     </w:p>
     <w:p>
@@ -5500,20 +5643,20 @@
           <w:sz w:val="18"/>
           <w:szCs w:val="18"/>
         </w:rPr>
-        <w:t xml:space="preserve">    info!(</w:t>
-      </w:r>
-    </w:p>
-    <w:p>
-      <w:pPr>
-        <w:pStyle w:val="Code"/>
-      </w:pPr>
-      <w:r>
-        <w:rPr>
-          <w:rFonts w:ascii="Courier New" w:cs="Courier New" w:eastAsia="Courier New" w:hAnsi="Courier New"/>
-          <w:sz w:val="18"/>
-          <w:szCs w:val="18"/>
-        </w:rPr>
-        <w:t xml:space="preserve">        "Создан объект: позиция {:?}, угол {:.0}°, цвет {:?}, носик направлен {:?}, в центр: {}",</w:t>
+        <w:t xml:space="preserve">    println!(</w:t>
+      </w:r>
+    </w:p>
+    <w:p>
+      <w:pPr>
+        <w:pStyle w:val="Code"/>
+      </w:pPr>
+      <w:r>
+        <w:rPr>
+          <w:rFonts w:ascii="Courier New" w:cs="Courier New" w:eastAsia="Courier New" w:hAnsi="Courier New"/>
+          <w:sz w:val="18"/>
+          <w:szCs w:val="18"/>
+        </w:rPr>
+        <w:t xml:space="preserve">        "[scene] создан объект: позиция {:?}, угол {:.0}°, цвет {:?}, носик {:?}, в центр: {}",</w:t>
       </w:r>
     </w:p>
     <w:p>
@@ -5829,20 +5972,33 @@
           <w:sz w:val="18"/>
           <w:szCs w:val="18"/>
         </w:rPr>
-        <w:t xml:space="preserve">//! Основа — лабораторные №1 и №2: тор как модель, цвет в виде `Vec3`,</w:t>
-      </w:r>
-    </w:p>
-    <w:p>
-      <w:pPr>
-        <w:pStyle w:val="Code"/>
-      </w:pPr>
-      <w:r>
-        <w:rPr>
-          <w:rFonts w:ascii="Courier New" w:cs="Courier New" w:eastAsia="Courier New" w:hAnsi="Courier New"/>
-          <w:sz w:val="18"/>
-          <w:szCs w:val="18"/>
-        </w:rPr>
-        <w:t xml:space="preserve">//! раздельные системы симуляции и визуализации, порядок через `.chain()`.</w:t>
+        <w:t xml:space="preserve">//! От лабораторных №1 и №2 взяты код и архитектура: модель-тор, цвет в виде</w:t>
+      </w:r>
+    </w:p>
+    <w:p>
+      <w:pPr>
+        <w:pStyle w:val="Code"/>
+      </w:pPr>
+      <w:r>
+        <w:rPr>
+          <w:rFonts w:ascii="Courier New" w:cs="Courier New" w:eastAsia="Courier New" w:hAnsi="Courier New"/>
+          <w:sz w:val="18"/>
+          <w:szCs w:val="18"/>
+        </w:rPr>
+        <w:t xml:space="preserve">//! `Vec3`, контейнер `Vec`, системы ввода, симуляции и визуализации в порядке</w:t>
+      </w:r>
+    </w:p>
+    <w:p>
+      <w:pPr>
+        <w:pStyle w:val="Code"/>
+      </w:pPr>
+      <w:r>
+        <w:rPr>
+          <w:rFonts w:ascii="Courier New" w:cs="Courier New" w:eastAsia="Courier New" w:hAnsi="Courier New"/>
+          <w:sz w:val="18"/>
+          <w:szCs w:val="18"/>
+        </w:rPr>
+        <w:t xml:space="preserve">//! `.chain()`. Смена цвета по клавишам и таймеру в задание №3 не входит.</w:t>
       </w:r>
     </w:p>
     <w:p>
@@ -6024,6 +6180,110 @@
           <w:sz w:val="18"/>
           <w:szCs w:val="18"/>
         </w:rPr>
+        <w:t xml:space="preserve">/// Исходное размещение объекта и накопленный угол обращения вокруг центра.</w:t>
+      </w:r>
+    </w:p>
+    <w:p>
+      <w:pPr>
+        <w:pStyle w:val="Code"/>
+      </w:pPr>
+      <w:r>
+        <w:rPr>
+          <w:rFonts w:ascii="Courier New" w:cs="Courier New" w:eastAsia="Courier New" w:hAnsi="Courier New"/>
+          <w:sz w:val="18"/>
+          <w:szCs w:val="18"/>
+        </w:rPr>
+        <w:t xml:space="preserve">/// Текущее размещение каждый кадр вычисляется из исходного.</w:t>
+      </w:r>
+    </w:p>
+    <w:p>
+      <w:pPr>
+        <w:pStyle w:val="Code"/>
+      </w:pPr>
+      <w:r>
+        <w:rPr>
+          <w:rFonts w:ascii="Courier New" w:cs="Courier New" w:eastAsia="Courier New" w:hAnsi="Courier New"/>
+          <w:sz w:val="18"/>
+          <w:szCs w:val="18"/>
+        </w:rPr>
+        <w:t xml:space="preserve">#[derive(Component, Debug, Clone)]</w:t>
+      </w:r>
+    </w:p>
+    <w:p>
+      <w:pPr>
+        <w:pStyle w:val="Code"/>
+      </w:pPr>
+      <w:r>
+        <w:rPr>
+          <w:rFonts w:ascii="Courier New" w:cs="Courier New" w:eastAsia="Courier New" w:hAnsi="Courier New"/>
+          <w:sz w:val="18"/>
+          <w:szCs w:val="18"/>
+        </w:rPr>
+        <w:t xml:space="preserve">pub struct OrbitAnchor {</w:t>
+      </w:r>
+    </w:p>
+    <w:p>
+      <w:pPr>
+        <w:pStyle w:val="Code"/>
+      </w:pPr>
+      <w:r>
+        <w:rPr>
+          <w:rFonts w:ascii="Courier New" w:cs="Courier New" w:eastAsia="Courier New" w:hAnsi="Courier New"/>
+          <w:sz w:val="18"/>
+          <w:szCs w:val="18"/>
+        </w:rPr>
+        <w:t xml:space="preserve">    pub start: GraphicObject,</w:t>
+      </w:r>
+    </w:p>
+    <w:p>
+      <w:pPr>
+        <w:pStyle w:val="Code"/>
+      </w:pPr>
+      <w:r>
+        <w:rPr>
+          <w:rFonts w:ascii="Courier New" w:cs="Courier New" w:eastAsia="Courier New" w:hAnsi="Courier New"/>
+          <w:sz w:val="18"/>
+          <w:szCs w:val="18"/>
+        </w:rPr>
+        <w:t xml:space="preserve">    pub phase_deg: f32,</w:t>
+      </w:r>
+    </w:p>
+    <w:p>
+      <w:pPr>
+        <w:pStyle w:val="Code"/>
+      </w:pPr>
+      <w:r>
+        <w:rPr>
+          <w:rFonts w:ascii="Courier New" w:cs="Courier New" w:eastAsia="Courier New" w:hAnsi="Courier New"/>
+          <w:sz w:val="18"/>
+          <w:szCs w:val="18"/>
+        </w:rPr>
+        <w:t xml:space="preserve">}</w:t>
+      </w:r>
+    </w:p>
+    <w:p>
+      <w:pPr>
+        <w:pStyle w:val="Code"/>
+      </w:pPr>
+      <w:r>
+        <w:rPr>
+          <w:rFonts w:ascii="Courier New" w:cs="Courier New" w:eastAsia="Courier New" w:hAnsi="Courier New"/>
+          <w:sz w:val="18"/>
+          <w:szCs w:val="18"/>
+        </w:rPr>
+        <w:t xml:space="preserve"> </w:t>
+      </w:r>
+    </w:p>
+    <w:p>
+      <w:pPr>
+        <w:pStyle w:val="Code"/>
+      </w:pPr>
+      <w:r>
+        <w:rPr>
+          <w:rFonts w:ascii="Courier New" w:cs="Courier New" w:eastAsia="Courier New" w:hAnsi="Courier New"/>
+          <w:sz w:val="18"/>
+          <w:szCs w:val="18"/>
+        </w:rPr>
         <w:t xml:space="preserve">/// Режим обращения объектов вокруг центра сцены. Выключен при запуске,</w:t>
       </w:r>
     </w:p>
@@ -6674,7 +6934,72 @@
           <w:sz w:val="18"/>
           <w:szCs w:val="18"/>
         </w:rPr>
-        <w:t xml:space="preserve">        spawn_graphic_object(&amp;mut commands, &amp;model, &amp;mut materials, obj);</w:t>
+        <w:t xml:space="preserve">        let anchor = OrbitAnchor {</w:t>
+      </w:r>
+    </w:p>
+    <w:p>
+      <w:pPr>
+        <w:pStyle w:val="Code"/>
+      </w:pPr>
+      <w:r>
+        <w:rPr>
+          <w:rFonts w:ascii="Courier New" w:cs="Courier New" w:eastAsia="Courier New" w:hAnsi="Courier New"/>
+          <w:sz w:val="18"/>
+          <w:szCs w:val="18"/>
+        </w:rPr>
+        <w:t xml:space="preserve">            start: obj.clone(),</w:t>
+      </w:r>
+    </w:p>
+    <w:p>
+      <w:pPr>
+        <w:pStyle w:val="Code"/>
+      </w:pPr>
+      <w:r>
+        <w:rPr>
+          <w:rFonts w:ascii="Courier New" w:cs="Courier New" w:eastAsia="Courier New" w:hAnsi="Courier New"/>
+          <w:sz w:val="18"/>
+          <w:szCs w:val="18"/>
+        </w:rPr>
+        <w:t xml:space="preserve">            phase_deg: 0.0,</w:t>
+      </w:r>
+    </w:p>
+    <w:p>
+      <w:pPr>
+        <w:pStyle w:val="Code"/>
+      </w:pPr>
+      <w:r>
+        <w:rPr>
+          <w:rFonts w:ascii="Courier New" w:cs="Courier New" w:eastAsia="Courier New" w:hAnsi="Courier New"/>
+          <w:sz w:val="18"/>
+          <w:szCs w:val="18"/>
+        </w:rPr>
+        <w:t xml:space="preserve">        };</w:t>
+      </w:r>
+    </w:p>
+    <w:p>
+      <w:pPr>
+        <w:pStyle w:val="Code"/>
+      </w:pPr>
+      <w:r>
+        <w:rPr>
+          <w:rFonts w:ascii="Courier New" w:cs="Courier New" w:eastAsia="Courier New" w:hAnsi="Courier New"/>
+          <w:sz w:val="18"/>
+          <w:szCs w:val="18"/>
+        </w:rPr>
+        <w:t xml:space="preserve">        let entity = spawn_graphic_object(&amp;mut commands, &amp;model, &amp;mut materials, obj);</w:t>
+      </w:r>
+    </w:p>
+    <w:p>
+      <w:pPr>
+        <w:pStyle w:val="Code"/>
+      </w:pPr>
+      <w:r>
+        <w:rPr>
+          <w:rFonts w:ascii="Courier New" w:cs="Courier New" w:eastAsia="Courier New" w:hAnsi="Courier New"/>
+          <w:sz w:val="18"/>
+          <w:szCs w:val="18"/>
+        </w:rPr>
+        <w:t xml:space="preserve">        commands.entity(entity).insert(anchor);</w:t>
       </w:r>
     </w:p>
     <w:p>
@@ -6908,7 +7233,20 @@
           <w:sz w:val="18"/>
           <w:szCs w:val="18"/>
         </w:rPr>
-        <w:t xml:space="preserve">fn keyboard_system(keyboard: Res&lt;ButtonInput&lt;KeyCode&gt;&gt;, mut orbit: ResMut&lt;Orbit&gt;) {</w:t>
+        <w:t xml:space="preserve">/// Ввод пользователя: клавиша R включает и выключает обращение вокруг центра.</w:t>
+      </w:r>
+    </w:p>
+    <w:p>
+      <w:pPr>
+        <w:pStyle w:val="Code"/>
+      </w:pPr>
+      <w:r>
+        <w:rPr>
+          <w:rFonts w:ascii="Courier New" w:cs="Courier New" w:eastAsia="Courier New" w:hAnsi="Courier New"/>
+          <w:sz w:val="18"/>
+          <w:szCs w:val="18"/>
+        </w:rPr>
+        <w:t xml:space="preserve">pub fn keyboard_system(keyboard: Res&lt;ButtonInput&lt;KeyCode&gt;&gt;, mut orbit: ResMut&lt;Orbit&gt;) {</w:t>
       </w:r>
     </w:p>
     <w:p>
@@ -6947,20 +7285,20 @@
           <w:sz w:val="18"/>
           <w:szCs w:val="18"/>
         </w:rPr>
-        <w:t xml:space="preserve">        info!(</w:t>
-      </w:r>
-    </w:p>
-    <w:p>
-      <w:pPr>
-        <w:pStyle w:val="Code"/>
-      </w:pPr>
-      <w:r>
-        <w:rPr>
-          <w:rFonts w:ascii="Courier New" w:cs="Courier New" w:eastAsia="Courier New" w:hAnsi="Courier New"/>
-          <w:sz w:val="18"/>
-          <w:szCs w:val="18"/>
-        </w:rPr>
-        <w:t xml:space="preserve">            "Обращение вокруг центра: {}",</w:t>
+        <w:t xml:space="preserve">        println!(</w:t>
+      </w:r>
+    </w:p>
+    <w:p>
+      <w:pPr>
+        <w:pStyle w:val="Code"/>
+      </w:pPr>
+      <w:r>
+        <w:rPr>
+          <w:rFonts w:ascii="Courier New" w:cs="Courier New" w:eastAsia="Courier New" w:hAnsi="Courier New"/>
+          <w:sz w:val="18"/>
+          <w:szCs w:val="18"/>
+        </w:rPr>
+        <w:t xml:space="preserve">            "[keyboard] обращение вокруг центра: {}",</w:t>
       </w:r>
     </w:p>
     <w:p>
@@ -7090,46 +7428,98 @@
           <w:sz w:val="18"/>
           <w:szCs w:val="18"/>
         </w:rPr>
-        <w:t xml:space="preserve">/// Система симуляции (как в лабораторной №2): меняет только данные объектов.</w:t>
-      </w:r>
-    </w:p>
-    <w:p>
-      <w:pPr>
-        <w:pStyle w:val="Code"/>
-      </w:pPr>
-      <w:r>
-        <w:rPr>
-          <w:rFonts w:ascii="Courier New" w:cs="Courier New" w:eastAsia="Courier New" w:hAnsi="Courier New"/>
-          <w:sz w:val="18"/>
-          <w:szCs w:val="18"/>
-        </w:rPr>
-        <w:t xml:space="preserve">/// Дополнительное задание: параметры размещения меняются каждый кадр,</w:t>
-      </w:r>
-    </w:p>
-    <w:p>
-      <w:pPr>
-        <w:pStyle w:val="Code"/>
-      </w:pPr>
-      <w:r>
-        <w:rPr>
-          <w:rFonts w:ascii="Courier New" w:cs="Courier New" w:eastAsia="Courier New" w:hAnsi="Courier New"/>
-          <w:sz w:val="18"/>
-          <w:szCs w:val="18"/>
-        </w:rPr>
-        <w:t xml:space="preserve">/// а `Transform` заново рассчитывает система update_visual_system.</w:t>
-      </w:r>
-    </w:p>
-    <w:p>
-      <w:pPr>
-        <w:pStyle w:val="Code"/>
-      </w:pPr>
-      <w:r>
-        <w:rPr>
-          <w:rFonts w:ascii="Courier New" w:cs="Courier New" w:eastAsia="Courier New" w:hAnsi="Courier New"/>
-          <w:sz w:val="18"/>
-          <w:szCs w:val="18"/>
-        </w:rPr>
-        <w:t xml:space="preserve">fn simulation_system(time: Res&lt;Time&gt;, orbit: Res&lt;Orbit&gt;, mut query: Query&lt;&amp;mut GraphicObject&gt;) {</w:t>
+        <w:t xml:space="preserve">/// Система симуляции: меняет только данные объектов (как в лабораторной №2).</w:t>
+      </w:r>
+    </w:p>
+    <w:p>
+      <w:pPr>
+        <w:pStyle w:val="Code"/>
+      </w:pPr>
+      <w:r>
+        <w:rPr>
+          <w:rFonts w:ascii="Courier New" w:cs="Courier New" w:eastAsia="Courier New" w:hAnsi="Courier New"/>
+          <w:sz w:val="18"/>
+          <w:szCs w:val="18"/>
+        </w:rPr>
+        <w:t xml:space="preserve">/// Дополнительное задание: угол обращения растёт со временем, размещение</w:t>
+      </w:r>
+    </w:p>
+    <w:p>
+      <w:pPr>
+        <w:pStyle w:val="Code"/>
+      </w:pPr>
+      <w:r>
+        <w:rPr>
+          <w:rFonts w:ascii="Courier New" w:cs="Courier New" w:eastAsia="Courier New" w:hAnsi="Courier New"/>
+          <w:sz w:val="18"/>
+          <w:szCs w:val="18"/>
+        </w:rPr>
+        <w:t xml:space="preserve">/// вычисляется из исходного, а `Transform` пересчитывает update_visual_system.</w:t>
+      </w:r>
+    </w:p>
+    <w:p>
+      <w:pPr>
+        <w:pStyle w:val="Code"/>
+      </w:pPr>
+      <w:r>
+        <w:rPr>
+          <w:rFonts w:ascii="Courier New" w:cs="Courier New" w:eastAsia="Courier New" w:hAnsi="Courier New"/>
+          <w:sz w:val="18"/>
+          <w:szCs w:val="18"/>
+        </w:rPr>
+        <w:t xml:space="preserve">pub fn simulation_system(</w:t>
+      </w:r>
+    </w:p>
+    <w:p>
+      <w:pPr>
+        <w:pStyle w:val="Code"/>
+      </w:pPr>
+      <w:r>
+        <w:rPr>
+          <w:rFonts w:ascii="Courier New" w:cs="Courier New" w:eastAsia="Courier New" w:hAnsi="Courier New"/>
+          <w:sz w:val="18"/>
+          <w:szCs w:val="18"/>
+        </w:rPr>
+        <w:t xml:space="preserve">    time: Res&lt;Time&gt;,</w:t>
+      </w:r>
+    </w:p>
+    <w:p>
+      <w:pPr>
+        <w:pStyle w:val="Code"/>
+      </w:pPr>
+      <w:r>
+        <w:rPr>
+          <w:rFonts w:ascii="Courier New" w:cs="Courier New" w:eastAsia="Courier New" w:hAnsi="Courier New"/>
+          <w:sz w:val="18"/>
+          <w:szCs w:val="18"/>
+        </w:rPr>
+        <w:t xml:space="preserve">    orbit: Res&lt;Orbit&gt;,</w:t>
+      </w:r>
+    </w:p>
+    <w:p>
+      <w:pPr>
+        <w:pStyle w:val="Code"/>
+      </w:pPr>
+      <w:r>
+        <w:rPr>
+          <w:rFonts w:ascii="Courier New" w:cs="Courier New" w:eastAsia="Courier New" w:hAnsi="Courier New"/>
+          <w:sz w:val="18"/>
+          <w:szCs w:val="18"/>
+        </w:rPr>
+        <w:t xml:space="preserve">    mut query: Query&lt;(&amp;mut GraphicObject, &amp;mut OrbitAnchor)&gt;,</w:t>
+      </w:r>
+    </w:p>
+    <w:p>
+      <w:pPr>
+        <w:pStyle w:val="Code"/>
+      </w:pPr>
+      <w:r>
+        <w:rPr>
+          <w:rFonts w:ascii="Courier New" w:cs="Courier New" w:eastAsia="Courier New" w:hAnsi="Courier New"/>
+          <w:sz w:val="18"/>
+          <w:szCs w:val="18"/>
+        </w:rPr>
+        <w:t xml:space="preserve">) {</w:t>
       </w:r>
     </w:p>
     <w:p>
@@ -7194,20 +7584,33 @@
           <w:sz w:val="18"/>
           <w:szCs w:val="18"/>
         </w:rPr>
-        <w:t xml:space="preserve">    for mut object in &amp;mut query {</w:t>
-      </w:r>
-    </w:p>
-    <w:p>
-      <w:pPr>
-        <w:pStyle w:val="Code"/>
-      </w:pPr>
-      <w:r>
-        <w:rPr>
-          <w:rFonts w:ascii="Courier New" w:cs="Courier New" w:eastAsia="Courier New" w:hAnsi="Courier New"/>
-          <w:sz w:val="18"/>
-          <w:szCs w:val="18"/>
-        </w:rPr>
-        <w:t xml:space="preserve">        object.orbit_around_center(delta_deg);</w:t>
+        <w:t xml:space="preserve">    for (mut object, mut anchor) in &amp;mut query {</w:t>
+      </w:r>
+    </w:p>
+    <w:p>
+      <w:pPr>
+        <w:pStyle w:val="Code"/>
+      </w:pPr>
+      <w:r>
+        <w:rPr>
+          <w:rFonts w:ascii="Courier New" w:cs="Courier New" w:eastAsia="Courier New" w:hAnsi="Courier New"/>
+          <w:sz w:val="18"/>
+          <w:szCs w:val="18"/>
+        </w:rPr>
+        <w:t xml:space="preserve">        anchor.phase_deg = (anchor.phase_deg + delta_deg).rem_euclid(360.0);</w:t>
+      </w:r>
+    </w:p>
+    <w:p>
+      <w:pPr>
+        <w:pStyle w:val="Code"/>
+      </w:pPr>
+      <w:r>
+        <w:rPr>
+          <w:rFonts w:ascii="Courier New" w:cs="Courier New" w:eastAsia="Courier New" w:hAnsi="Courier New"/>
+          <w:sz w:val="18"/>
+          <w:szCs w:val="18"/>
+        </w:rPr>
+        <w:t xml:space="preserve">        *object = anchor.start.orbited(anchor.phase_deg);</w:t>
       </w:r>
     </w:p>
     <w:p>
@@ -8775,6 +9178,331 @@
           <w:sz w:val="18"/>
           <w:szCs w:val="18"/>
         </w:rPr>
+        <w:t xml:space="preserve">/// Объект с тем же цветом: цвета уникальны, порядок запроса Bevy не гарантирует.</w:t>
+      </w:r>
+    </w:p>
+    <w:p>
+      <w:pPr>
+        <w:pStyle w:val="Code"/>
+      </w:pPr>
+      <w:r>
+        <w:rPr>
+          <w:rFonts w:ascii="Courier New" w:cs="Courier New" w:eastAsia="Courier New" w:hAnsi="Courier New"/>
+          <w:sz w:val="18"/>
+          <w:szCs w:val="18"/>
+        </w:rPr>
+        <w:t xml:space="preserve">fn same_color(list: &amp;[(GraphicObject, Transform)], color: Vec3) -&gt; &amp;(GraphicObject, Transform) {</w:t>
+      </w:r>
+    </w:p>
+    <w:p>
+      <w:pPr>
+        <w:pStyle w:val="Code"/>
+      </w:pPr>
+      <w:r>
+        <w:rPr>
+          <w:rFonts w:ascii="Courier New" w:cs="Courier New" w:eastAsia="Courier New" w:hAnsi="Courier New"/>
+          <w:sz w:val="18"/>
+          <w:szCs w:val="18"/>
+        </w:rPr>
+        <w:t xml:space="preserve">    list.iter()</w:t>
+      </w:r>
+    </w:p>
+    <w:p>
+      <w:pPr>
+        <w:pStyle w:val="Code"/>
+      </w:pPr>
+      <w:r>
+        <w:rPr>
+          <w:rFonts w:ascii="Courier New" w:cs="Courier New" w:eastAsia="Courier New" w:hAnsi="Courier New"/>
+          <w:sz w:val="18"/>
+          <w:szCs w:val="18"/>
+        </w:rPr>
+        <w:t xml:space="preserve">        .find(|(object, _)| object.color == color)</w:t>
+      </w:r>
+    </w:p>
+    <w:p>
+      <w:pPr>
+        <w:pStyle w:val="Code"/>
+      </w:pPr>
+      <w:r>
+        <w:rPr>
+          <w:rFonts w:ascii="Courier New" w:cs="Courier New" w:eastAsia="Courier New" w:hAnsi="Courier New"/>
+          <w:sz w:val="18"/>
+          <w:szCs w:val="18"/>
+        </w:rPr>
+        <w:t xml:space="preserve">        .expect("объект с таким цветом есть")</w:t>
+      </w:r>
+    </w:p>
+    <w:p>
+      <w:pPr>
+        <w:pStyle w:val="Code"/>
+      </w:pPr>
+      <w:r>
+        <w:rPr>
+          <w:rFonts w:ascii="Courier New" w:cs="Courier New" w:eastAsia="Courier New" w:hAnsi="Courier New"/>
+          <w:sz w:val="18"/>
+          <w:szCs w:val="18"/>
+        </w:rPr>
+        <w:t xml:space="preserve">}</w:t>
+      </w:r>
+    </w:p>
+    <w:p>
+      <w:pPr>
+        <w:pStyle w:val="Code"/>
+      </w:pPr>
+      <w:r>
+        <w:rPr>
+          <w:rFonts w:ascii="Courier New" w:cs="Courier New" w:eastAsia="Courier New" w:hAnsi="Courier New"/>
+          <w:sz w:val="18"/>
+          <w:szCs w:val="18"/>
+        </w:rPr>
+        <w:t xml:space="preserve"> </w:t>
+      </w:r>
+    </w:p>
+    <w:p>
+      <w:pPr>
+        <w:pStyle w:val="Code"/>
+      </w:pPr>
+      <w:r>
+        <w:rPr>
+          <w:rFonts w:ascii="Courier New" w:cs="Courier New" w:eastAsia="Courier New" w:hAnsi="Courier New"/>
+          <w:sz w:val="18"/>
+          <w:szCs w:val="18"/>
+        </w:rPr>
+        <w:t xml:space="preserve">fn press_r(app: &amp;mut App) {</w:t>
+      </w:r>
+    </w:p>
+    <w:p>
+      <w:pPr>
+        <w:pStyle w:val="Code"/>
+      </w:pPr>
+      <w:r>
+        <w:rPr>
+          <w:rFonts w:ascii="Courier New" w:cs="Courier New" w:eastAsia="Courier New" w:hAnsi="Courier New"/>
+          <w:sz w:val="18"/>
+          <w:szCs w:val="18"/>
+        </w:rPr>
+        <w:t xml:space="preserve">    app.world_mut()</w:t>
+      </w:r>
+    </w:p>
+    <w:p>
+      <w:pPr>
+        <w:pStyle w:val="Code"/>
+      </w:pPr>
+      <w:r>
+        <w:rPr>
+          <w:rFonts w:ascii="Courier New" w:cs="Courier New" w:eastAsia="Courier New" w:hAnsi="Courier New"/>
+          <w:sz w:val="18"/>
+          <w:szCs w:val="18"/>
+        </w:rPr>
+        <w:t xml:space="preserve">        .resource_mut::&lt;ButtonInput&lt;KeyCode&gt;&gt;()</w:t>
+      </w:r>
+    </w:p>
+    <w:p>
+      <w:pPr>
+        <w:pStyle w:val="Code"/>
+      </w:pPr>
+      <w:r>
+        <w:rPr>
+          <w:rFonts w:ascii="Courier New" w:cs="Courier New" w:eastAsia="Courier New" w:hAnsi="Courier New"/>
+          <w:sz w:val="18"/>
+          <w:szCs w:val="18"/>
+        </w:rPr>
+        <w:t xml:space="preserve">        .press(KeyCode::KeyR);</w:t>
+      </w:r>
+    </w:p>
+    <w:p>
+      <w:pPr>
+        <w:pStyle w:val="Code"/>
+      </w:pPr>
+      <w:r>
+        <w:rPr>
+          <w:rFonts w:ascii="Courier New" w:cs="Courier New" w:eastAsia="Courier New" w:hAnsi="Courier New"/>
+          <w:sz w:val="18"/>
+          <w:szCs w:val="18"/>
+        </w:rPr>
+        <w:t xml:space="preserve">    app.update();</w:t>
+      </w:r>
+    </w:p>
+    <w:p>
+      <w:pPr>
+        <w:pStyle w:val="Code"/>
+      </w:pPr>
+      <w:r>
+        <w:rPr>
+          <w:rFonts w:ascii="Courier New" w:cs="Courier New" w:eastAsia="Courier New" w:hAnsi="Courier New"/>
+          <w:sz w:val="18"/>
+          <w:szCs w:val="18"/>
+        </w:rPr>
+        <w:t xml:space="preserve">    app.world_mut()</w:t>
+      </w:r>
+    </w:p>
+    <w:p>
+      <w:pPr>
+        <w:pStyle w:val="Code"/>
+      </w:pPr>
+      <w:r>
+        <w:rPr>
+          <w:rFonts w:ascii="Courier New" w:cs="Courier New" w:eastAsia="Courier New" w:hAnsi="Courier New"/>
+          <w:sz w:val="18"/>
+          <w:szCs w:val="18"/>
+        </w:rPr>
+        <w:t xml:space="preserve">        .resource_mut::&lt;ButtonInput&lt;KeyCode&gt;&gt;()</w:t>
+      </w:r>
+    </w:p>
+    <w:p>
+      <w:pPr>
+        <w:pStyle w:val="Code"/>
+      </w:pPr>
+      <w:r>
+        <w:rPr>
+          <w:rFonts w:ascii="Courier New" w:cs="Courier New" w:eastAsia="Courier New" w:hAnsi="Courier New"/>
+          <w:sz w:val="18"/>
+          <w:szCs w:val="18"/>
+        </w:rPr>
+        <w:t xml:space="preserve">        .reset_all();</w:t>
+      </w:r>
+    </w:p>
+    <w:p>
+      <w:pPr>
+        <w:pStyle w:val="Code"/>
+      </w:pPr>
+      <w:r>
+        <w:rPr>
+          <w:rFonts w:ascii="Courier New" w:cs="Courier New" w:eastAsia="Courier New" w:hAnsi="Courier New"/>
+          <w:sz w:val="18"/>
+          <w:szCs w:val="18"/>
+        </w:rPr>
+        <w:t xml:space="preserve">}</w:t>
+      </w:r>
+    </w:p>
+    <w:p>
+      <w:pPr>
+        <w:pStyle w:val="Code"/>
+      </w:pPr>
+      <w:r>
+        <w:rPr>
+          <w:rFonts w:ascii="Courier New" w:cs="Courier New" w:eastAsia="Courier New" w:hAnsi="Courier New"/>
+          <w:sz w:val="18"/>
+          <w:szCs w:val="18"/>
+        </w:rPr>
+        <w:t xml:space="preserve"> </w:t>
+      </w:r>
+    </w:p>
+    <w:p>
+      <w:pPr>
+        <w:pStyle w:val="Code"/>
+      </w:pPr>
+      <w:r>
+        <w:rPr>
+          <w:rFonts w:ascii="Courier New" w:cs="Courier New" w:eastAsia="Courier New" w:hAnsi="Courier New"/>
+          <w:sz w:val="18"/>
+          <w:szCs w:val="18"/>
+        </w:rPr>
+        <w:t xml:space="preserve">fn material_change_tick(app: &amp;App) -&gt; u32 {</w:t>
+      </w:r>
+    </w:p>
+    <w:p>
+      <w:pPr>
+        <w:pStyle w:val="Code"/>
+      </w:pPr>
+      <w:r>
+        <w:rPr>
+          <w:rFonts w:ascii="Courier New" w:cs="Courier New" w:eastAsia="Courier New" w:hAnsi="Courier New"/>
+          <w:sz w:val="18"/>
+          <w:szCs w:val="18"/>
+        </w:rPr>
+        <w:t xml:space="preserve">    app.world()</w:t>
+      </w:r>
+    </w:p>
+    <w:p>
+      <w:pPr>
+        <w:pStyle w:val="Code"/>
+      </w:pPr>
+      <w:r>
+        <w:rPr>
+          <w:rFonts w:ascii="Courier New" w:cs="Courier New" w:eastAsia="Courier New" w:hAnsi="Courier New"/>
+          <w:sz w:val="18"/>
+          <w:szCs w:val="18"/>
+        </w:rPr>
+        <w:t xml:space="preserve">        .get_resource_change_ticks::&lt;Assets&lt;StandardMaterial&gt;&gt;()</w:t>
+      </w:r>
+    </w:p>
+    <w:p>
+      <w:pPr>
+        <w:pStyle w:val="Code"/>
+      </w:pPr>
+      <w:r>
+        <w:rPr>
+          <w:rFonts w:ascii="Courier New" w:cs="Courier New" w:eastAsia="Courier New" w:hAnsi="Courier New"/>
+          <w:sz w:val="18"/>
+          <w:szCs w:val="18"/>
+        </w:rPr>
+        <w:t xml:space="preserve">        .expect("ресурс материалов есть")</w:t>
+      </w:r>
+    </w:p>
+    <w:p>
+      <w:pPr>
+        <w:pStyle w:val="Code"/>
+      </w:pPr>
+      <w:r>
+        <w:rPr>
+          <w:rFonts w:ascii="Courier New" w:cs="Courier New" w:eastAsia="Courier New" w:hAnsi="Courier New"/>
+          <w:sz w:val="18"/>
+          <w:szCs w:val="18"/>
+        </w:rPr>
+        <w:t xml:space="preserve">        .changed</w:t>
+      </w:r>
+    </w:p>
+    <w:p>
+      <w:pPr>
+        <w:pStyle w:val="Code"/>
+      </w:pPr>
+      <w:r>
+        <w:rPr>
+          <w:rFonts w:ascii="Courier New" w:cs="Courier New" w:eastAsia="Courier New" w:hAnsi="Courier New"/>
+          <w:sz w:val="18"/>
+          <w:szCs w:val="18"/>
+        </w:rPr>
+        <w:t xml:space="preserve">        .get()</w:t>
+      </w:r>
+    </w:p>
+    <w:p>
+      <w:pPr>
+        <w:pStyle w:val="Code"/>
+      </w:pPr>
+      <w:r>
+        <w:rPr>
+          <w:rFonts w:ascii="Courier New" w:cs="Courier New" w:eastAsia="Courier New" w:hAnsi="Courier New"/>
+          <w:sz w:val="18"/>
+          <w:szCs w:val="18"/>
+        </w:rPr>
+        <w:t xml:space="preserve">}</w:t>
+      </w:r>
+    </w:p>
+    <w:p>
+      <w:pPr>
+        <w:pStyle w:val="Code"/>
+      </w:pPr>
+      <w:r>
+        <w:rPr>
+          <w:rFonts w:ascii="Courier New" w:cs="Courier New" w:eastAsia="Courier New" w:hAnsi="Courier New"/>
+          <w:sz w:val="18"/>
+          <w:szCs w:val="18"/>
+        </w:rPr>
+        <w:t xml:space="preserve"> </w:t>
+      </w:r>
+    </w:p>
+    <w:p>
+      <w:pPr>
+        <w:pStyle w:val="Code"/>
+      </w:pPr>
+      <w:r>
+        <w:rPr>
+          <w:rFonts w:ascii="Courier New" w:cs="Courier New" w:eastAsia="Courier New" w:hAnsi="Courier New"/>
+          <w:sz w:val="18"/>
+          <w:szCs w:val="18"/>
+        </w:rPr>
         <w:t xml:space="preserve">#[test]</w:t>
       </w:r>
     </w:p>
@@ -8879,20 +9607,20 @@
           <w:sz w:val="18"/>
           <w:szCs w:val="18"/>
         </w:rPr>
-        <w:t xml:space="preserve">    for ((a, _), (b, _)) in before.iter().zip(&amp;after) {</w:t>
-      </w:r>
-    </w:p>
-    <w:p>
-      <w:pPr>
-        <w:pStyle w:val="Code"/>
-      </w:pPr>
-      <w:r>
-        <w:rPr>
-          <w:rFonts w:ascii="Courier New" w:cs="Courier New" w:eastAsia="Courier New" w:hAnsi="Courier New"/>
-          <w:sz w:val="18"/>
-          <w:szCs w:val="18"/>
-        </w:rPr>
-        <w:t xml:space="preserve">        assert_eq!(a, b);</w:t>
+        <w:t xml:space="preserve">    for (object, _) in &amp;before {</w:t>
+      </w:r>
+    </w:p>
+    <w:p>
+      <w:pPr>
+        <w:pStyle w:val="Code"/>
+      </w:pPr>
+      <w:r>
+        <w:rPr>
+          <w:rFonts w:ascii="Courier New" w:cs="Courier New" w:eastAsia="Courier New" w:hAnsi="Courier New"/>
+          <w:sz w:val="18"/>
+          <w:szCs w:val="18"/>
+        </w:rPr>
+        <w:t xml:space="preserve">        assert_eq!(object, &amp;same_color(&amp;after, object.color).0);</w:t>
       </w:r>
     </w:p>
     <w:p>
@@ -8996,33 +9724,267 @@
           <w:sz w:val="18"/>
           <w:szCs w:val="18"/>
         </w:rPr>
-        <w:t xml:space="preserve">    app.world_mut()</w:t>
-      </w:r>
-    </w:p>
-    <w:p>
-      <w:pPr>
-        <w:pStyle w:val="Code"/>
-      </w:pPr>
-      <w:r>
-        <w:rPr>
-          <w:rFonts w:ascii="Courier New" w:cs="Courier New" w:eastAsia="Courier New" w:hAnsi="Courier New"/>
-          <w:sz w:val="18"/>
-          <w:szCs w:val="18"/>
-        </w:rPr>
-        <w:t xml:space="preserve">        .resource_mut::&lt;ButtonInput&lt;KeyCode&gt;&gt;()</w:t>
-      </w:r>
-    </w:p>
-    <w:p>
-      <w:pPr>
-        <w:pStyle w:val="Code"/>
-      </w:pPr>
-      <w:r>
-        <w:rPr>
-          <w:rFonts w:ascii="Courier New" w:cs="Courier New" w:eastAsia="Courier New" w:hAnsi="Courier New"/>
-          <w:sz w:val="18"/>
-          <w:szCs w:val="18"/>
-        </w:rPr>
-        <w:t xml:space="preserve">        .press(KeyCode::KeyR);</w:t>
+        <w:t xml:space="preserve">    press_r(&amp;mut app);</w:t>
+      </w:r>
+    </w:p>
+    <w:p>
+      <w:pPr>
+        <w:pStyle w:val="Code"/>
+      </w:pPr>
+      <w:r>
+        <w:rPr>
+          <w:rFonts w:ascii="Courier New" w:cs="Courier New" w:eastAsia="Courier New" w:hAnsi="Courier New"/>
+          <w:sz w:val="18"/>
+          <w:szCs w:val="18"/>
+        </w:rPr>
+        <w:t xml:space="preserve">    for _ in 0..30 {</w:t>
+      </w:r>
+    </w:p>
+    <w:p>
+      <w:pPr>
+        <w:pStyle w:val="Code"/>
+      </w:pPr>
+      <w:r>
+        <w:rPr>
+          <w:rFonts w:ascii="Courier New" w:cs="Courier New" w:eastAsia="Courier New" w:hAnsi="Courier New"/>
+          <w:sz w:val="18"/>
+          <w:szCs w:val="18"/>
+        </w:rPr>
+        <w:t xml:space="preserve">        app.update();</w:t>
+      </w:r>
+    </w:p>
+    <w:p>
+      <w:pPr>
+        <w:pStyle w:val="Code"/>
+      </w:pPr>
+      <w:r>
+        <w:rPr>
+          <w:rFonts w:ascii="Courier New" w:cs="Courier New" w:eastAsia="Courier New" w:hAnsi="Courier New"/>
+          <w:sz w:val="18"/>
+          <w:szCs w:val="18"/>
+        </w:rPr>
+        <w:t xml:space="preserve">    }</w:t>
+      </w:r>
+    </w:p>
+    <w:p>
+      <w:pPr>
+        <w:pStyle w:val="Code"/>
+      </w:pPr>
+      <w:r>
+        <w:rPr>
+          <w:rFonts w:ascii="Courier New" w:cs="Courier New" w:eastAsia="Courier New" w:hAnsi="Courier New"/>
+          <w:sz w:val="18"/>
+          <w:szCs w:val="18"/>
+        </w:rPr>
+        <w:t xml:space="preserve">    let moved = objects(&amp;mut app);</w:t>
+      </w:r>
+    </w:p>
+    <w:p>
+      <w:pPr>
+        <w:pStyle w:val="Code"/>
+      </w:pPr>
+      <w:r>
+        <w:rPr>
+          <w:rFonts w:ascii="Courier New" w:cs="Courier New" w:eastAsia="Courier New" w:hAnsi="Courier New"/>
+          <w:sz w:val="18"/>
+          <w:szCs w:val="18"/>
+        </w:rPr>
+        <w:t xml:space="preserve">    for start in scene_objects() {</w:t>
+      </w:r>
+    </w:p>
+    <w:p>
+      <w:pPr>
+        <w:pStyle w:val="Code"/>
+      </w:pPr>
+      <w:r>
+        <w:rPr>
+          <w:rFonts w:ascii="Courier New" w:cs="Courier New" w:eastAsia="Courier New" w:hAnsi="Courier New"/>
+          <w:sz w:val="18"/>
+          <w:szCs w:val="18"/>
+        </w:rPr>
+        <w:t xml:space="preserve">        let (object, transform) = same_color(&amp;moved, start.color);</w:t>
+      </w:r>
+    </w:p>
+    <w:p>
+      <w:pPr>
+        <w:pStyle w:val="Code"/>
+      </w:pPr>
+      <w:r>
+        <w:rPr>
+          <w:rFonts w:ascii="Courier New" w:cs="Courier New" w:eastAsia="Courier New" w:hAnsi="Courier New"/>
+          <w:sz w:val="18"/>
+          <w:szCs w:val="18"/>
+        </w:rPr>
+        <w:t xml:space="preserve">        assert!(object.faces(Vec3::ZERO), "{object:?}");</w:t>
+      </w:r>
+    </w:p>
+    <w:p>
+      <w:pPr>
+        <w:pStyle w:val="Code"/>
+      </w:pPr>
+      <w:r>
+        <w:rPr>
+          <w:rFonts w:ascii="Courier New" w:cs="Courier New" w:eastAsia="Courier New" w:hAnsi="Courier New"/>
+          <w:sz w:val="18"/>
+          <w:szCs w:val="18"/>
+        </w:rPr>
+        <w:t xml:space="preserve">        assert!((object.position.length() - start.position.length()).abs() &lt; EPS);</w:t>
+      </w:r>
+    </w:p>
+    <w:p>
+      <w:pPr>
+        <w:pStyle w:val="Code"/>
+      </w:pPr>
+      <w:r>
+        <w:rPr>
+          <w:rFonts w:ascii="Courier New" w:cs="Courier New" w:eastAsia="Courier New" w:hAnsi="Courier New"/>
+          <w:sz w:val="18"/>
+          <w:szCs w:val="18"/>
+        </w:rPr>
+        <w:t xml:space="preserve">        assert!(</w:t>
+      </w:r>
+    </w:p>
+    <w:p>
+      <w:pPr>
+        <w:pStyle w:val="Code"/>
+      </w:pPr>
+      <w:r>
+        <w:rPr>
+          <w:rFonts w:ascii="Courier New" w:cs="Courier New" w:eastAsia="Courier New" w:hAnsi="Courier New"/>
+          <w:sz w:val="18"/>
+          <w:szCs w:val="18"/>
+        </w:rPr>
+        <w:t xml:space="preserve">            !object.position.abs_diff_eq(start.position, 1e-2),</w:t>
+      </w:r>
+    </w:p>
+    <w:p>
+      <w:pPr>
+        <w:pStyle w:val="Code"/>
+      </w:pPr>
+      <w:r>
+        <w:rPr>
+          <w:rFonts w:ascii="Courier New" w:cs="Courier New" w:eastAsia="Courier New" w:hAnsi="Courier New"/>
+          <w:sz w:val="18"/>
+          <w:szCs w:val="18"/>
+        </w:rPr>
+        <w:t xml:space="preserve">            "объект не сдвинулся"</w:t>
+      </w:r>
+    </w:p>
+    <w:p>
+      <w:pPr>
+        <w:pStyle w:val="Code"/>
+      </w:pPr>
+      <w:r>
+        <w:rPr>
+          <w:rFonts w:ascii="Courier New" w:cs="Courier New" w:eastAsia="Courier New" w:hAnsi="Courier New"/>
+          <w:sz w:val="18"/>
+          <w:szCs w:val="18"/>
+        </w:rPr>
+        <w:t xml:space="preserve">        );</w:t>
+      </w:r>
+    </w:p>
+    <w:p>
+      <w:pPr>
+        <w:pStyle w:val="Code"/>
+      </w:pPr>
+      <w:r>
+        <w:rPr>
+          <w:rFonts w:ascii="Courier New" w:cs="Courier New" w:eastAsia="Courier New" w:hAnsi="Courier New"/>
+          <w:sz w:val="18"/>
+          <w:szCs w:val="18"/>
+        </w:rPr>
+        <w:t xml:space="preserve">        assert!(transform.translation.abs_diff_eq(object.position, EPS));</w:t>
+      </w:r>
+    </w:p>
+    <w:p>
+      <w:pPr>
+        <w:pStyle w:val="Code"/>
+      </w:pPr>
+      <w:r>
+        <w:rPr>
+          <w:rFonts w:ascii="Courier New" w:cs="Courier New" w:eastAsia="Courier New" w:hAnsi="Courier New"/>
+          <w:sz w:val="18"/>
+          <w:szCs w:val="18"/>
+        </w:rPr>
+        <w:t xml:space="preserve">    }</w:t>
+      </w:r>
+    </w:p>
+    <w:p>
+      <w:pPr>
+        <w:pStyle w:val="Code"/>
+      </w:pPr>
+      <w:r>
+        <w:rPr>
+          <w:rFonts w:ascii="Courier New" w:cs="Courier New" w:eastAsia="Courier New" w:hAnsi="Courier New"/>
+          <w:sz w:val="18"/>
+          <w:szCs w:val="18"/>
+        </w:rPr>
+        <w:t xml:space="preserve">}</w:t>
+      </w:r>
+    </w:p>
+    <w:p>
+      <w:pPr>
+        <w:pStyle w:val="Code"/>
+      </w:pPr>
+      <w:r>
+        <w:rPr>
+          <w:rFonts w:ascii="Courier New" w:cs="Courier New" w:eastAsia="Courier New" w:hAnsi="Courier New"/>
+          <w:sz w:val="18"/>
+          <w:szCs w:val="18"/>
+        </w:rPr>
+        <w:t xml:space="preserve"> </w:t>
+      </w:r>
+    </w:p>
+    <w:p>
+      <w:pPr>
+        <w:pStyle w:val="Code"/>
+      </w:pPr>
+      <w:r>
+        <w:rPr>
+          <w:rFonts w:ascii="Courier New" w:cs="Courier New" w:eastAsia="Courier New" w:hAnsi="Courier New"/>
+          <w:sz w:val="18"/>
+          <w:szCs w:val="18"/>
+        </w:rPr>
+        <w:t xml:space="preserve">#[test]</w:t>
+      </w:r>
+    </w:p>
+    <w:p>
+      <w:pPr>
+        <w:pStyle w:val="Code"/>
+      </w:pPr>
+      <w:r>
+        <w:rPr>
+          <w:rFonts w:ascii="Courier New" w:cs="Courier New" w:eastAsia="Courier New" w:hAnsi="Courier New"/>
+          <w:sz w:val="18"/>
+          <w:szCs w:val="18"/>
+        </w:rPr>
+        <w:t xml:space="preserve">fn long_orbit_does_not_drift() {</w:t>
+      </w:r>
+    </w:p>
+    <w:p>
+      <w:pPr>
+        <w:pStyle w:val="Code"/>
+      </w:pPr>
+      <w:r>
+        <w:rPr>
+          <w:rFonts w:ascii="Courier New" w:cs="Courier New" w:eastAsia="Courier New" w:hAnsi="Courier New"/>
+          <w:sz w:val="18"/>
+          <w:szCs w:val="18"/>
+        </w:rPr>
+        <w:t xml:space="preserve">    // 3000 кадров по 0,1 с = 300 с, почти девять полных оборотов.</w:t>
+      </w:r>
+    </w:p>
+    <w:p>
+      <w:pPr>
+        <w:pStyle w:val="Code"/>
+      </w:pPr>
+      <w:r>
+        <w:rPr>
+          <w:rFonts w:ascii="Courier New" w:cs="Courier New" w:eastAsia="Courier New" w:hAnsi="Courier New"/>
+          <w:sz w:val="18"/>
+          <w:szCs w:val="18"/>
+        </w:rPr>
+        <w:t xml:space="preserve">    let mut app = test_app();</w:t>
       </w:r>
     </w:p>
     <w:p>
@@ -9048,46 +10010,20 @@
           <w:sz w:val="18"/>
           <w:szCs w:val="18"/>
         </w:rPr>
-        <w:t xml:space="preserve">    app.world_mut()</w:t>
-      </w:r>
-    </w:p>
-    <w:p>
-      <w:pPr>
-        <w:pStyle w:val="Code"/>
-      </w:pPr>
-      <w:r>
-        <w:rPr>
-          <w:rFonts w:ascii="Courier New" w:cs="Courier New" w:eastAsia="Courier New" w:hAnsi="Courier New"/>
-          <w:sz w:val="18"/>
-          <w:szCs w:val="18"/>
-        </w:rPr>
-        <w:t xml:space="preserve">        .resource_mut::&lt;ButtonInput&lt;KeyCode&gt;&gt;()</w:t>
-      </w:r>
-    </w:p>
-    <w:p>
-      <w:pPr>
-        <w:pStyle w:val="Code"/>
-      </w:pPr>
-      <w:r>
-        <w:rPr>
-          <w:rFonts w:ascii="Courier New" w:cs="Courier New" w:eastAsia="Courier New" w:hAnsi="Courier New"/>
-          <w:sz w:val="18"/>
-          <w:szCs w:val="18"/>
-        </w:rPr>
-        <w:t xml:space="preserve">        .clear();</w:t>
-      </w:r>
-    </w:p>
-    <w:p>
-      <w:pPr>
-        <w:pStyle w:val="Code"/>
-      </w:pPr>
-      <w:r>
-        <w:rPr>
-          <w:rFonts w:ascii="Courier New" w:cs="Courier New" w:eastAsia="Courier New" w:hAnsi="Courier New"/>
-          <w:sz w:val="18"/>
-          <w:szCs w:val="18"/>
-        </w:rPr>
-        <w:t xml:space="preserve">    for _ in 0..30 {</w:t>
+        <w:t xml:space="preserve">    press_r(&amp;mut app);</w:t>
+      </w:r>
+    </w:p>
+    <w:p>
+      <w:pPr>
+        <w:pStyle w:val="Code"/>
+      </w:pPr>
+      <w:r>
+        <w:rPr>
+          <w:rFonts w:ascii="Courier New" w:cs="Courier New" w:eastAsia="Courier New" w:hAnsi="Courier New"/>
+          <w:sz w:val="18"/>
+          <w:szCs w:val="18"/>
+        </w:rPr>
+        <w:t xml:space="preserve">    for _ in 0..3000 {</w:t>
       </w:r>
     </w:p>
     <w:p>
@@ -9126,33 +10062,33 @@
           <w:sz w:val="18"/>
           <w:szCs w:val="18"/>
         </w:rPr>
-        <w:t xml:space="preserve">    let moved = objects(&amp;mut app);</w:t>
-      </w:r>
-    </w:p>
-    <w:p>
-      <w:pPr>
-        <w:pStyle w:val="Code"/>
-      </w:pPr>
-      <w:r>
-        <w:rPr>
-          <w:rFonts w:ascii="Courier New" w:cs="Courier New" w:eastAsia="Courier New" w:hAnsi="Courier New"/>
-          <w:sz w:val="18"/>
-          <w:szCs w:val="18"/>
-        </w:rPr>
-        <w:t xml:space="preserve">    let initial = scene_objects();</w:t>
-      </w:r>
-    </w:p>
-    <w:p>
-      <w:pPr>
-        <w:pStyle w:val="Code"/>
-      </w:pPr>
-      <w:r>
-        <w:rPr>
-          <w:rFonts w:ascii="Courier New" w:cs="Courier New" w:eastAsia="Courier New" w:hAnsi="Courier New"/>
-          <w:sz w:val="18"/>
-          <w:szCs w:val="18"/>
-        </w:rPr>
-        <w:t xml:space="preserve">    for ((object, transform), start) in moved.iter().zip(&amp;initial) {</w:t>
+        <w:t xml:space="preserve">    for (object, _) in objects(&amp;mut app) {</w:t>
+      </w:r>
+    </w:p>
+    <w:p>
+      <w:pPr>
+        <w:pStyle w:val="Code"/>
+      </w:pPr>
+      <w:r>
+        <w:rPr>
+          <w:rFonts w:ascii="Courier New" w:cs="Courier New" w:eastAsia="Courier New" w:hAnsi="Courier New"/>
+          <w:sz w:val="18"/>
+          <w:szCs w:val="18"/>
+        </w:rPr>
+        <w:t xml:space="preserve">        assert!((object.position.length() - 4.0).abs() &lt; 1e-4, "{object:?}");</w:t>
+      </w:r>
+    </w:p>
+    <w:p>
+      <w:pPr>
+        <w:pStyle w:val="Code"/>
+      </w:pPr>
+      <w:r>
+        <w:rPr>
+          <w:rFonts w:ascii="Courier New" w:cs="Courier New" w:eastAsia="Courier New" w:hAnsi="Courier New"/>
+          <w:sz w:val="18"/>
+          <w:szCs w:val="18"/>
+        </w:rPr>
+        <w:t xml:space="preserve">        assert!(object.position.y.abs() &lt; 1e-4);</w:t>
       </w:r>
     </w:p>
     <w:p>
@@ -9178,84 +10114,6 @@
           <w:sz w:val="18"/>
           <w:szCs w:val="18"/>
         </w:rPr>
-        <w:t xml:space="preserve">        assert!((object.position.length() - start.position.length()).abs() &lt; EPS);</w:t>
-      </w:r>
-    </w:p>
-    <w:p>
-      <w:pPr>
-        <w:pStyle w:val="Code"/>
-      </w:pPr>
-      <w:r>
-        <w:rPr>
-          <w:rFonts w:ascii="Courier New" w:cs="Courier New" w:eastAsia="Courier New" w:hAnsi="Courier New"/>
-          <w:sz w:val="18"/>
-          <w:szCs w:val="18"/>
-        </w:rPr>
-        <w:t xml:space="preserve">        assert!(</w:t>
-      </w:r>
-    </w:p>
-    <w:p>
-      <w:pPr>
-        <w:pStyle w:val="Code"/>
-      </w:pPr>
-      <w:r>
-        <w:rPr>
-          <w:rFonts w:ascii="Courier New" w:cs="Courier New" w:eastAsia="Courier New" w:hAnsi="Courier New"/>
-          <w:sz w:val="18"/>
-          <w:szCs w:val="18"/>
-        </w:rPr>
-        <w:t xml:space="preserve">            !object.position.abs_diff_eq(start.position, 1e-2),</w:t>
-      </w:r>
-    </w:p>
-    <w:p>
-      <w:pPr>
-        <w:pStyle w:val="Code"/>
-      </w:pPr>
-      <w:r>
-        <w:rPr>
-          <w:rFonts w:ascii="Courier New" w:cs="Courier New" w:eastAsia="Courier New" w:hAnsi="Courier New"/>
-          <w:sz w:val="18"/>
-          <w:szCs w:val="18"/>
-        </w:rPr>
-        <w:t xml:space="preserve">            "объект не сдвинулся"</w:t>
-      </w:r>
-    </w:p>
-    <w:p>
-      <w:pPr>
-        <w:pStyle w:val="Code"/>
-      </w:pPr>
-      <w:r>
-        <w:rPr>
-          <w:rFonts w:ascii="Courier New" w:cs="Courier New" w:eastAsia="Courier New" w:hAnsi="Courier New"/>
-          <w:sz w:val="18"/>
-          <w:szCs w:val="18"/>
-        </w:rPr>
-        <w:t xml:space="preserve">        );</w:t>
-      </w:r>
-    </w:p>
-    <w:p>
-      <w:pPr>
-        <w:pStyle w:val="Code"/>
-      </w:pPr>
-      <w:r>
-        <w:rPr>
-          <w:rFonts w:ascii="Courier New" w:cs="Courier New" w:eastAsia="Courier New" w:hAnsi="Courier New"/>
-          <w:sz w:val="18"/>
-          <w:szCs w:val="18"/>
-        </w:rPr>
-        <w:t xml:space="preserve">        assert!(transform.translation.abs_diff_eq(object.position, EPS));</w:t>
-      </w:r>
-    </w:p>
-    <w:p>
-      <w:pPr>
-        <w:pStyle w:val="Code"/>
-      </w:pPr>
-      <w:r>
-        <w:rPr>
-          <w:rFonts w:ascii="Courier New" w:cs="Courier New" w:eastAsia="Courier New" w:hAnsi="Courier New"/>
-          <w:sz w:val="18"/>
-          <w:szCs w:val="18"/>
-        </w:rPr>
         <w:t xml:space="preserve">    }</w:t>
       </w:r>
     </w:p>
@@ -9308,6 +10166,227 @@
           <w:sz w:val="18"/>
           <w:szCs w:val="18"/>
         </w:rPr>
+        <w:t xml:space="preserve">fn orbit_does_not_rewrite_materials() {</w:t>
+      </w:r>
+    </w:p>
+    <w:p>
+      <w:pPr>
+        <w:pStyle w:val="Code"/>
+      </w:pPr>
+      <w:r>
+        <w:rPr>
+          <w:rFonts w:ascii="Courier New" w:cs="Courier New" w:eastAsia="Courier New" w:hAnsi="Courier New"/>
+          <w:sz w:val="18"/>
+          <w:szCs w:val="18"/>
+        </w:rPr>
+        <w:t xml:space="preserve">    let mut app = test_app();</w:t>
+      </w:r>
+    </w:p>
+    <w:p>
+      <w:pPr>
+        <w:pStyle w:val="Code"/>
+      </w:pPr>
+      <w:r>
+        <w:rPr>
+          <w:rFonts w:ascii="Courier New" w:cs="Courier New" w:eastAsia="Courier New" w:hAnsi="Courier New"/>
+          <w:sz w:val="18"/>
+          <w:szCs w:val="18"/>
+        </w:rPr>
+        <w:t xml:space="preserve">    app.update();</w:t>
+      </w:r>
+    </w:p>
+    <w:p>
+      <w:pPr>
+        <w:pStyle w:val="Code"/>
+      </w:pPr>
+      <w:r>
+        <w:rPr>
+          <w:rFonts w:ascii="Courier New" w:cs="Courier New" w:eastAsia="Courier New" w:hAnsi="Courier New"/>
+          <w:sz w:val="18"/>
+          <w:szCs w:val="18"/>
+        </w:rPr>
+        <w:t xml:space="preserve">    press_r(&amp;mut app);</w:t>
+      </w:r>
+    </w:p>
+    <w:p>
+      <w:pPr>
+        <w:pStyle w:val="Code"/>
+      </w:pPr>
+      <w:r>
+        <w:rPr>
+          <w:rFonts w:ascii="Courier New" w:cs="Courier New" w:eastAsia="Courier New" w:hAnsi="Courier New"/>
+          <w:sz w:val="18"/>
+          <w:szCs w:val="18"/>
+        </w:rPr>
+        <w:t xml:space="preserve">    app.update();</w:t>
+      </w:r>
+    </w:p>
+    <w:p>
+      <w:pPr>
+        <w:pStyle w:val="Code"/>
+      </w:pPr>
+      <w:r>
+        <w:rPr>
+          <w:rFonts w:ascii="Courier New" w:cs="Courier New" w:eastAsia="Courier New" w:hAnsi="Courier New"/>
+          <w:sz w:val="18"/>
+          <w:szCs w:val="18"/>
+        </w:rPr>
+        <w:t xml:space="preserve">    let tick = material_change_tick(&amp;app);</w:t>
+      </w:r>
+    </w:p>
+    <w:p>
+      <w:pPr>
+        <w:pStyle w:val="Code"/>
+      </w:pPr>
+      <w:r>
+        <w:rPr>
+          <w:rFonts w:ascii="Courier New" w:cs="Courier New" w:eastAsia="Courier New" w:hAnsi="Courier New"/>
+          <w:sz w:val="18"/>
+          <w:szCs w:val="18"/>
+        </w:rPr>
+        <w:t xml:space="preserve">    for _ in 0..10 {</w:t>
+      </w:r>
+    </w:p>
+    <w:p>
+      <w:pPr>
+        <w:pStyle w:val="Code"/>
+      </w:pPr>
+      <w:r>
+        <w:rPr>
+          <w:rFonts w:ascii="Courier New" w:cs="Courier New" w:eastAsia="Courier New" w:hAnsi="Courier New"/>
+          <w:sz w:val="18"/>
+          <w:szCs w:val="18"/>
+        </w:rPr>
+        <w:t xml:space="preserve">        app.update();</w:t>
+      </w:r>
+    </w:p>
+    <w:p>
+      <w:pPr>
+        <w:pStyle w:val="Code"/>
+      </w:pPr>
+      <w:r>
+        <w:rPr>
+          <w:rFonts w:ascii="Courier New" w:cs="Courier New" w:eastAsia="Courier New" w:hAnsi="Courier New"/>
+          <w:sz w:val="18"/>
+          <w:szCs w:val="18"/>
+        </w:rPr>
+        <w:t xml:space="preserve">    }</w:t>
+      </w:r>
+    </w:p>
+    <w:p>
+      <w:pPr>
+        <w:pStyle w:val="Code"/>
+      </w:pPr>
+      <w:r>
+        <w:rPr>
+          <w:rFonts w:ascii="Courier New" w:cs="Courier New" w:eastAsia="Courier New" w:hAnsi="Courier New"/>
+          <w:sz w:val="18"/>
+          <w:szCs w:val="18"/>
+        </w:rPr>
+        <w:t xml:space="preserve">    assert_eq!(</w:t>
+      </w:r>
+    </w:p>
+    <w:p>
+      <w:pPr>
+        <w:pStyle w:val="Code"/>
+      </w:pPr>
+      <w:r>
+        <w:rPr>
+          <w:rFonts w:ascii="Courier New" w:cs="Courier New" w:eastAsia="Courier New" w:hAnsi="Courier New"/>
+          <w:sz w:val="18"/>
+          <w:szCs w:val="18"/>
+        </w:rPr>
+        <w:t xml:space="preserve">        material_change_tick(&amp;app),</w:t>
+      </w:r>
+    </w:p>
+    <w:p>
+      <w:pPr>
+        <w:pStyle w:val="Code"/>
+      </w:pPr>
+      <w:r>
+        <w:rPr>
+          <w:rFonts w:ascii="Courier New" w:cs="Courier New" w:eastAsia="Courier New" w:hAnsi="Courier New"/>
+          <w:sz w:val="18"/>
+          <w:szCs w:val="18"/>
+        </w:rPr>
+        <w:t xml:space="preserve">        tick,</w:t>
+      </w:r>
+    </w:p>
+    <w:p>
+      <w:pPr>
+        <w:pStyle w:val="Code"/>
+      </w:pPr>
+      <w:r>
+        <w:rPr>
+          <w:rFonts w:ascii="Courier New" w:cs="Courier New" w:eastAsia="Courier New" w:hAnsi="Courier New"/>
+          <w:sz w:val="18"/>
+          <w:szCs w:val="18"/>
+        </w:rPr>
+        <w:t xml:space="preserve">        "цвет не менялся — материалы не трогаем"</w:t>
+      </w:r>
+    </w:p>
+    <w:p>
+      <w:pPr>
+        <w:pStyle w:val="Code"/>
+      </w:pPr>
+      <w:r>
+        <w:rPr>
+          <w:rFonts w:ascii="Courier New" w:cs="Courier New" w:eastAsia="Courier New" w:hAnsi="Courier New"/>
+          <w:sz w:val="18"/>
+          <w:szCs w:val="18"/>
+        </w:rPr>
+        <w:t xml:space="preserve">    );</w:t>
+      </w:r>
+    </w:p>
+    <w:p>
+      <w:pPr>
+        <w:pStyle w:val="Code"/>
+      </w:pPr>
+      <w:r>
+        <w:rPr>
+          <w:rFonts w:ascii="Courier New" w:cs="Courier New" w:eastAsia="Courier New" w:hAnsi="Courier New"/>
+          <w:sz w:val="18"/>
+          <w:szCs w:val="18"/>
+        </w:rPr>
+        <w:t xml:space="preserve">}</w:t>
+      </w:r>
+    </w:p>
+    <w:p>
+      <w:pPr>
+        <w:pStyle w:val="Code"/>
+      </w:pPr>
+      <w:r>
+        <w:rPr>
+          <w:rFonts w:ascii="Courier New" w:cs="Courier New" w:eastAsia="Courier New" w:hAnsi="Courier New"/>
+          <w:sz w:val="18"/>
+          <w:szCs w:val="18"/>
+        </w:rPr>
+        <w:t xml:space="preserve"> </w:t>
+      </w:r>
+    </w:p>
+    <w:p>
+      <w:pPr>
+        <w:pStyle w:val="Code"/>
+      </w:pPr>
+      <w:r>
+        <w:rPr>
+          <w:rFonts w:ascii="Courier New" w:cs="Courier New" w:eastAsia="Courier New" w:hAnsi="Courier New"/>
+          <w:sz w:val="18"/>
+          <w:szCs w:val="18"/>
+        </w:rPr>
+        <w:t xml:space="preserve">#[test]</w:t>
+      </w:r>
+    </w:p>
+    <w:p>
+      <w:pPr>
+        <w:pStyle w:val="Code"/>
+      </w:pPr>
+      <w:r>
+        <w:rPr>
+          <w:rFonts w:ascii="Courier New" w:cs="Courier New" w:eastAsia="Courier New" w:hAnsi="Courier New"/>
+          <w:sz w:val="18"/>
+          <w:szCs w:val="18"/>
+        </w:rPr>
         <w:t xml:space="preserve">fn changing_object_fields_recalculates_transform_and_color() {</w:t>
       </w:r>
     </w:p>
@@ -9880,20 +10959,7 @@
           <w:sz w:val="18"/>
           <w:szCs w:val="18"/>
         </w:rPr>
-        <w:t xml:space="preserve">    let mut red = GraphicObject::new(Vec3::new(4.0, 0.0, 0.0), 180.0, Vec3::X);</w:t>
-      </w:r>
-    </w:p>
-    <w:p>
-      <w:pPr>
-        <w:pStyle w:val="Code"/>
-      </w:pPr>
-      <w:r>
-        <w:rPr>
-          <w:rFonts w:ascii="Courier New" w:cs="Courier New" w:eastAsia="Courier New" w:hAnsi="Courier New"/>
-          <w:sz w:val="18"/>
-          <w:szCs w:val="18"/>
-        </w:rPr>
-        <w:t xml:space="preserve">    red.orbit_around_center(90.0);</w:t>
+        <w:t xml:space="preserve">    let red = GraphicObject::new(Vec3::new(4.0, 0.0, 0.0), 180.0, Vec3::X).orbited(90.0);</w:t>
       </w:r>
     </w:p>
     <w:p>
@@ -9988,7 +11054,7 @@
           <w:sz w:val="18"/>
           <w:szCs w:val="18"/>
         </w:rPr>
-        <w:t xml:space="preserve">//! затем та же сцена после включения обращения вокруг центра.</w:t>
+        <w:t xml:space="preserve">//! затем та же сцена после нажатия R (обращение вокруг центра).</w:t>
       </w:r>
     </w:p>
     <w:p>
@@ -10053,7 +11119,7 @@
           <w:sz w:val="18"/>
           <w:szCs w:val="18"/>
         </w:rPr>
-        <w:t xml:space="preserve">use bevy_lab03_scene_objects::{Lab03Plugin, Orbit};</w:t>
+        <w:t xml:space="preserve">use bevy_lab03_scene_objects::{Lab03Plugin, keyboard_system};</w:t>
       </w:r>
     </w:p>
     <w:p>
@@ -10352,7 +11418,7 @@
           <w:sz w:val="18"/>
           <w:szCs w:val="18"/>
         </w:rPr>
-        <w:t xml:space="preserve">        .add_systems(Update, capture_system)</w:t>
+        <w:t xml:space="preserve">        .add_systems(Update, capture_system.before(keyboard_system))</w:t>
       </w:r>
     </w:p>
     <w:p>
@@ -10443,7 +11509,7 @@
           <w:sz w:val="18"/>
           <w:szCs w:val="18"/>
         </w:rPr>
-        <w:t xml:space="preserve">    mut orbit: ResMut&lt;Orbit&gt;,</w:t>
+        <w:t xml:space="preserve">    mut keyboard: ResMut&lt;ButtonInput&lt;KeyCode&gt;&gt;,</w:t>
       </w:r>
     </w:p>
     <w:p>
@@ -10495,6 +11561,19 @@
           <w:sz w:val="18"/>
           <w:szCs w:val="18"/>
         </w:rPr>
+        <w:t xml:space="preserve">    keyboard.release_all();</w:t>
+      </w:r>
+    </w:p>
+    <w:p>
+      <w:pPr>
+        <w:pStyle w:val="Code"/>
+      </w:pPr>
+      <w:r>
+        <w:rPr>
+          <w:rFonts w:ascii="Courier New" w:cs="Courier New" w:eastAsia="Courier New" w:hAnsi="Courier New"/>
+          <w:sz w:val="18"/>
+          <w:szCs w:val="18"/>
+        </w:rPr>
         <w:t xml:space="preserve">    match counter.0 {</w:t>
       </w:r>
     </w:p>
@@ -10573,7 +11652,20 @@
           <w:sz w:val="18"/>
           <w:szCs w:val="18"/>
         </w:rPr>
-        <w:t xml:space="preserve">        ORBIT_ON_FRAME =&gt; orbit.enabled = true,</w:t>
+        <w:t xml:space="preserve">        // Нажатие R проходит через keyboard_system, как настоящий ввод.</w:t>
+      </w:r>
+    </w:p>
+    <w:p>
+      <w:pPr>
+        <w:pStyle w:val="Code"/>
+      </w:pPr>
+      <w:r>
+        <w:rPr>
+          <w:rFonts w:ascii="Courier New" w:cs="Courier New" w:eastAsia="Courier New" w:hAnsi="Courier New"/>
+          <w:sz w:val="18"/>
+          <w:szCs w:val="18"/>
+        </w:rPr>
+        <w:t xml:space="preserve">        ORBIT_ON_FRAME =&gt; keyboard.press(KeyCode::KeyR),</w:t>
       </w:r>
     </w:p>
     <w:p>
@@ -10938,7 +12030,7 @@
           <w:sz w:val="24"/>
           <w:szCs w:val="24"/>
         </w:rPr>
-        <w:t xml:space="preserve">Кадры ниже сохранены методом Screenshot::primary_window из окна приложения: пример capture подключает тот же Lab03Plugin, что и основная программа, поэтому сцена, камера и освещение совпадают.</w:t>
+        <w:t xml:space="preserve">Кадры ниже сохранены методом Screenshot::primary_window из окна приложения: пример capture подключает тот же Lab03Plugin, что и основная программа, и нажимает R через систему ввода.</w:t>
       </w:r>
     </w:p>
     <w:p>
@@ -11088,46 +12180,46 @@
           <w:sz w:val="18"/>
           <w:szCs w:val="18"/>
         </w:rPr>
-        <w:t xml:space="preserve">INFO bevy_lab03_scene_objects::graphic_object: Создан объект: позиция Vec3(4.0, 0.0, 0.0), угол 180°, цвет Vec3(1.0, 0.0, 0.0), носик направлен Vec3(-1.0, -0.0, -8.742278e-8), в центр: true</w:t>
-      </w:r>
-    </w:p>
-    <w:p>
-      <w:pPr>
-        <w:pStyle w:val="Code"/>
-      </w:pPr>
-      <w:r>
-        <w:rPr>
-          <w:rFonts w:ascii="Courier New" w:cs="Courier New" w:eastAsia="Courier New" w:hAnsi="Courier New"/>
-          <w:sz w:val="18"/>
-          <w:szCs w:val="18"/>
-        </w:rPr>
-        <w:t xml:space="preserve">INFO bevy_lab03_scene_objects::graphic_object: Создан объект: позиция Vec3(-4.0, 0.0, 0.0), угол 0°, цвет Vec3(0.0, 0.0, 1.0), носик направлен Vec3(1.0, 0.0, 0.0), в центр: true</w:t>
-      </w:r>
-    </w:p>
-    <w:p>
-      <w:pPr>
-        <w:pStyle w:val="Code"/>
-      </w:pPr>
-      <w:r>
-        <w:rPr>
-          <w:rFonts w:ascii="Courier New" w:cs="Courier New" w:eastAsia="Courier New" w:hAnsi="Courier New"/>
-          <w:sz w:val="18"/>
-          <w:szCs w:val="18"/>
-        </w:rPr>
-        <w:t xml:space="preserve">INFO bevy_lab03_scene_objects::graphic_object: Создан объект: позиция Vec3(0.0, 0.0, -4.0), угол 90°, цвет Vec3(0.0, 1.0, 0.0), носик направлен Vec3(0.0, 0.0, 0.99999994), в центр: true</w:t>
-      </w:r>
-    </w:p>
-    <w:p>
-      <w:pPr>
-        <w:pStyle w:val="Code"/>
-      </w:pPr>
-      <w:r>
-        <w:rPr>
-          <w:rFonts w:ascii="Courier New" w:cs="Courier New" w:eastAsia="Courier New" w:hAnsi="Courier New"/>
-          <w:sz w:val="18"/>
-          <w:szCs w:val="18"/>
-        </w:rPr>
-        <w:t xml:space="preserve">INFO bevy_lab03_scene_objects::graphic_object: Создан объект: позиция Vec3(0.0, 0.0, 4.0), угол 270°, цвет Vec3(1.0, 1.0, 1.0), носик направлен Vec3(0.0, 0.0, -0.99999994), в центр: true</w:t>
+        <w:t xml:space="preserve">[scene] создан объект: позиция Vec3(4.0, 0.0, 0.0), угол 180°, цвет Vec3(1.0, 0.0, 0.0), носик Vec3(-1.0, -0.0, -8.742278e-8), в центр: true</w:t>
+      </w:r>
+    </w:p>
+    <w:p>
+      <w:pPr>
+        <w:pStyle w:val="Code"/>
+      </w:pPr>
+      <w:r>
+        <w:rPr>
+          <w:rFonts w:ascii="Courier New" w:cs="Courier New" w:eastAsia="Courier New" w:hAnsi="Courier New"/>
+          <w:sz w:val="18"/>
+          <w:szCs w:val="18"/>
+        </w:rPr>
+        <w:t xml:space="preserve">[scene] создан объект: позиция Vec3(-4.0, 0.0, 0.0), угол 0°, цвет Vec3(0.0, 0.0, 1.0), носик Vec3(1.0, 0.0, 0.0), в центр: true</w:t>
+      </w:r>
+    </w:p>
+    <w:p>
+      <w:pPr>
+        <w:pStyle w:val="Code"/>
+      </w:pPr>
+      <w:r>
+        <w:rPr>
+          <w:rFonts w:ascii="Courier New" w:cs="Courier New" w:eastAsia="Courier New" w:hAnsi="Courier New"/>
+          <w:sz w:val="18"/>
+          <w:szCs w:val="18"/>
+        </w:rPr>
+        <w:t xml:space="preserve">[scene] создан объект: позиция Vec3(0.0, 0.0, -4.0), угол 90°, цвет Vec3(0.0, 1.0, 0.0), носик Vec3(0.0, 0.0, 0.99999994), в центр: true</w:t>
+      </w:r>
+    </w:p>
+    <w:p>
+      <w:pPr>
+        <w:pStyle w:val="Code"/>
+      </w:pPr>
+      <w:r>
+        <w:rPr>
+          <w:rFonts w:ascii="Courier New" w:cs="Courier New" w:eastAsia="Courier New" w:hAnsi="Courier New"/>
+          <w:sz w:val="18"/>
+          <w:szCs w:val="18"/>
+        </w:rPr>
+        <w:t xml:space="preserve">[scene] создан объект: позиция Vec3(0.0, 0.0, 4.0), угол 270°, цвет Vec3(1.0, 1.0, 1.0), носик Vec3(0.0, 0.0, -0.99999994), в центр: true</w:t>
       </w:r>
     </w:p>
     <w:p>
@@ -11141,6 +12233,19 @@
           <w:szCs w:val="18"/>
         </w:rPr>
         <w:t xml:space="preserve">INFO bevy_render::view::window::screenshot: Screenshot saved to screenshots/lab03_scene.png</w:t>
+      </w:r>
+    </w:p>
+    <w:p>
+      <w:pPr>
+        <w:pStyle w:val="Code"/>
+      </w:pPr>
+      <w:r>
+        <w:rPr>
+          <w:rFonts w:ascii="Courier New" w:cs="Courier New" w:eastAsia="Courier New" w:hAnsi="Courier New"/>
+          <w:sz w:val="18"/>
+          <w:szCs w:val="18"/>
+        </w:rPr>
+        <w:t xml:space="preserve">[keyboard] обращение вокруг центра: включено</w:t>
       </w:r>
     </w:p>
     <w:p>
@@ -11183,7 +12288,7 @@
           <w:sz w:val="24"/>
           <w:szCs w:val="24"/>
         </w:rPr>
-        <w:t xml:space="preserve">Проверка выполнена 14 сентября 2026 года в Ubuntu 24.04, x86_64, 4 ядра. Версии: rustc 1.98.1, Cargo 1.98.1, Clippy 0.1.98, Bevy 0.19.1 (зафиксирована в Cargo.lock). Кадры получены из настоящего окна приложения под виртуальным X-сервером Xvfb на Vulkan-драйвере Mesa lavapipe (llvmpipe, LLVM 20.1.2, Mesa 25.2.8).</w:t>
+        <w:t xml:space="preserve">Проверка выполнена 23 сентября 2026 года в Ubuntu 24.04, x86_64, 4 ядра. Версии: rustc 1.98.1, Cargo 1.98.1, Clippy 0.1.98, Bevy 0.19.1 (зафиксирована в Cargo.lock). Кадры получены из настоящего окна приложения под виртуальным X-сервером Xvfb на Vulkan-драйвере Mesa lavapipe (llvmpipe, LLVM 20.1.2, Mesa 25.2.8).</w:t>
       </w:r>
     </w:p>
     <w:tbl>
@@ -11428,7 +12533,7 @@
                 <w:sz w:val="21"/>
                 <w:szCs w:val="21"/>
               </w:rPr>
-              <w:t xml:space="preserve">8 тестов пройдено, 0 ошибок; выполнение 0,02 с.</w:t>
+              <w:t xml:space="preserve">10 тестов пройдено, 0 ошибок; выполнение около 2 с.</w:t>
             </w:r>
           </w:p>
         </w:tc>
@@ -11542,7 +12647,7 @@
                 <w:sz w:val="21"/>
                 <w:szCs w:val="21"/>
               </w:rPr>
-              <w:t xml:space="preserve">Код завершения 0; окно 1000 × 700 создано, сохранены два кадра PNG; четыре сообщения о созданных объектах в консоли.</w:t>
+              <w:t xml:space="preserve">Код завершения 0; окно 1000 × 700, два кадра PNG; клавиша R подана через ButtonInput перед keyboard_system.</w:t>
             </w:r>
           </w:p>
         </w:tc>
@@ -11559,7 +12664,7 @@
           <w:sz w:val="24"/>
           <w:szCs w:val="24"/>
         </w:rPr>
-        <w:t xml:space="preserve">Автотесты запускают Lab03Plugin и его настоящие ECS-системы. Проверены: направление носиков четырёх объектов в центр, совпадение Transform с переносом и поворотом по часовой стрелке, сохранение каналов цвета, создание ровно четырёх сущностей с двумя общими мешами и четырьмя материалами, пересчёт Transform и цвета материала по изменению полей компонента, неподвижность сцены до нажатия R и сохранение направления носиков при обращении вокруг центра, переход красного объекта в позицию зелёного после поворота на 90°.</w:t>
+        <w:t xml:space="preserve">Автотесты запускают Lab03Plugin и его настоящие ECS-системы. Проверены: направление носиков четырёх объектов в центр, совпадение Transform с переносом и поворотом по часовой стрелке, сохранение каналов цвета, создание ровно четырёх сущностей с двумя общими мешами и четырьмя материалами, пересчёт Transform и цвета материала по изменению полей компонента, неподвижность сцены до нажатия R, сохранение направления носиков при обращении, отсутствие дрейфа радиуса и направления за 300 с обращения, отсутствие лишней перезаписи материалов при обращении, переход красного объекта в позицию зелёного после поворота на 90°. Объекты в тестах сопоставляются по цвету, а не по порядку выборки: Bevy не гарантирует порядок сущностей в запросе.</w:t>
       </w:r>
     </w:p>
     <w:p>
@@ -11572,7 +12677,7 @@
           <w:sz w:val="24"/>
           <w:szCs w:val="24"/>
         </w:rPr>
-        <w:t xml:space="preserve">Ограничение: физическая клавиатура и реальный монитор в среде проверки недоступны, поэтому клавиша R проверена автотестом через ButtonInput, а кадр с обращением получен включением режима из примера capture. Для полной проверки интерфейса нужно локально выполнить cargo run --locked и нажать R.</w:t>
+        <w:t xml:space="preserve">Ограничение: физическая клавиатура в среде проверки недоступна. Клавиша R проверена автотестами и примером capture, который подаёт нажатие через ButtonInput перед системой keyboard_system, как настоящий ввод. Для проверки вручную нужно выполнить cargo run --locked и нажать R.</w:t>
       </w:r>
     </w:p>
     <w:p>
@@ -12979,7 +14084,7 @@
                 <w:sz w:val="21"/>
                 <w:szCs w:val="21"/>
               </w:rPr>
-              <w:t xml:space="preserve">111</w:t>
+              <w:t xml:space="preserve">131</w:t>
             </w:r>
           </w:p>
         </w:tc>
@@ -13036,7 +14141,7 @@
                 <w:sz w:val="21"/>
                 <w:szCs w:val="21"/>
               </w:rPr>
-              <w:t xml:space="preserve">151</w:t>
+              <w:t xml:space="preserve">162</w:t>
             </w:r>
           </w:p>
         </w:tc>
@@ -13093,7 +14198,7 @@
                 <w:sz w:val="21"/>
                 <w:szCs w:val="21"/>
               </w:rPr>
-              <w:t xml:space="preserve">190</w:t>
+              <w:t xml:space="preserve">241</w:t>
             </w:r>
           </w:p>
         </w:tc>
@@ -13150,7 +14255,7 @@
                 <w:sz w:val="21"/>
                 <w:szCs w:val="21"/>
               </w:rPr>
-              <w:t xml:space="preserve">58</w:t>
+              <w:t xml:space="preserve">60</w:t>
             </w:r>
           </w:p>
         </w:tc>
@@ -13207,7 +14312,7 @@
                 <w:sz w:val="21"/>
                 <w:szCs w:val="21"/>
               </w:rPr>
-              <w:t xml:space="preserve">526</w:t>
+              <w:t xml:space="preserve">610</w:t>
             </w:r>
           </w:p>
         </w:tc>
